--- a/eng/docx/007.content.docx
+++ b/eng/docx/007.content.docx
@@ -249,18 +249,12 @@
         </w:rPr>
         <w:t xml:space="preserve"> 67, 2);—</w:t>
       </w:r>
-      <w:hyperlink r:id="rId13">
-        <w:r>
-          <w:rPr>
-            <w:lang w:val="en_US" w:bidi="en_US"/>
-          </w:rPr>
-          <w:rPr>
-            <w:color w:val="0000EE"/>
-            <w:u w:val="single"/>
-          </w:rPr>
-          <w:t>Dn 2:26</w:t>
-        </w:r>
-      </w:hyperlink>
+      <w:r>
+        <w:rPr>
+          <w:lang w:val="en_US" w:bidi="en_US"/>
+        </w:rPr>
+        <w:t>Dn 2:26</w:t>
+      </w:r>
       <w:r>
         <w:rPr>
           <w:lang w:val="en_US" w:bidi="en_US"/>
@@ -316,18 +310,12 @@
         </w:rPr>
         <w:t xml:space="preserve">), </w:t>
       </w:r>
-      <w:hyperlink r:id="rId14">
-        <w:r>
-          <w:rPr>
-            <w:lang w:val="en_US" w:bidi="en_US"/>
-          </w:rPr>
-          <w:rPr>
-            <w:color w:val="0000EE"/>
-            <w:u w:val="single"/>
-          </w:rPr>
-          <w:t>6:21</w:t>
-        </w:r>
-      </w:hyperlink>
+      <w:r>
+        <w:rPr>
+          <w:lang w:val="en_US" w:bidi="en_US"/>
+        </w:rPr>
+        <w:t>6:21</w:t>
+      </w:r>
       <w:r>
         <w:rPr>
           <w:lang w:val="en_US" w:bidi="en_US"/>
@@ -384,54 +372,36 @@
         </w:rPr>
         <w:t xml:space="preserve"> † </w:t>
       </w:r>
-      <w:hyperlink r:id="rId15">
-        <w:r>
-          <w:rPr>
-            <w:lang w:val="en_US" w:bidi="en_US"/>
-          </w:rPr>
-          <w:rPr>
-            <w:color w:val="0000EE"/>
-            <w:u w:val="single"/>
-          </w:rPr>
-          <w:t>3:24</w:t>
-        </w:r>
-      </w:hyperlink>
+      <w:r>
+        <w:rPr>
+          <w:lang w:val="en_US" w:bidi="en_US"/>
+        </w:rPr>
+        <w:t>3:24</w:t>
+      </w:r>
       <w:r>
         <w:rPr>
           <w:lang w:val="en_US" w:bidi="en_US"/>
         </w:rPr>
         <w:t xml:space="preserve">, </w:t>
       </w:r>
-      <w:hyperlink r:id="rId16">
-        <w:r>
-          <w:rPr>
-            <w:lang w:val="en_US" w:bidi="en_US"/>
-          </w:rPr>
-          <w:rPr>
-            <w:color w:val="0000EE"/>
-            <w:u w:val="single"/>
-          </w:rPr>
-          <w:t>4:27</w:t>
-        </w:r>
-      </w:hyperlink>
+      <w:r>
+        <w:rPr>
+          <w:lang w:val="en_US" w:bidi="en_US"/>
+        </w:rPr>
+        <w:t>4:27</w:t>
+      </w:r>
       <w:r>
         <w:rPr>
           <w:lang w:val="en_US" w:bidi="en_US"/>
         </w:rPr>
         <w:t xml:space="preserve">, </w:t>
       </w:r>
-      <w:hyperlink r:id="rId17">
-        <w:r>
-          <w:rPr>
-            <w:lang w:val="en_US" w:bidi="en_US"/>
-          </w:rPr>
-          <w:rPr>
-            <w:color w:val="0000EE"/>
-            <w:u w:val="single"/>
-          </w:rPr>
-          <w:t>6:18</w:t>
-        </w:r>
-      </w:hyperlink>
+      <w:r>
+        <w:rPr>
+          <w:lang w:val="en_US" w:bidi="en_US"/>
+        </w:rPr>
+        <w:t>6:18</w:t>
+      </w:r>
       <w:r>
         <w:rPr>
           <w:lang w:val="en_US" w:bidi="en_US"/>
@@ -757,18 +727,12 @@
         </w:rPr>
         <w:t xml:space="preserve"> 106 f.), </w:t>
       </w:r>
-      <w:hyperlink r:id="rId18">
-        <w:r>
-          <w:rPr>
-            <w:lang w:val="en_US" w:bidi="en_US"/>
-          </w:rPr>
-          <w:rPr>
-            <w:color w:val="0000EE"/>
-            <w:u w:val="single"/>
-          </w:rPr>
-          <w:t>Dn 3:25</w:t>
-        </w:r>
-      </w:hyperlink>
+      <w:r>
+        <w:rPr>
+          <w:lang w:val="en_US" w:bidi="en_US"/>
+        </w:rPr>
+        <w:t>Dn 3:25</w:t>
+      </w:r>
       <w:r>
         <w:rPr>
           <w:lang w:val="en_US" w:bidi="en_US"/>
@@ -953,18 +917,12 @@
         </w:rPr>
         <w:t xml:space="preserve"> </w:t>
       </w:r>
-      <w:hyperlink r:id="rId19">
-        <w:r>
-          <w:rPr>
-            <w:lang w:val="en_US" w:bidi="en_US"/>
-          </w:rPr>
-          <w:rPr>
-            <w:color w:val="0000EE"/>
-            <w:u w:val="single"/>
-          </w:rPr>
-          <w:t>Dn 2:43</w:t>
-        </w:r>
-      </w:hyperlink>
+      <w:r>
+        <w:rPr>
+          <w:lang w:val="en_US" w:bidi="en_US"/>
+        </w:rPr>
+        <w:t>Dn 2:43</w:t>
+      </w:r>
       <w:r>
         <w:rPr>
           <w:lang w:val="en_US" w:bidi="en_US"/>
@@ -1060,18 +1018,12 @@
         </w:rPr>
         <w:t xml:space="preserve"> </w:t>
       </w:r>
-      <w:hyperlink r:id="rId20">
-        <w:r>
-          <w:rPr>
-            <w:lang w:val="en_US" w:bidi="en_US"/>
-          </w:rPr>
-          <w:rPr>
-            <w:color w:val="0000EE"/>
-            <w:u w:val="single"/>
-          </w:rPr>
-          <w:t>Gn 49:4</w:t>
-        </w:r>
-      </w:hyperlink>
+      <w:r>
+        <w:rPr>
+          <w:lang w:val="en_US" w:bidi="en_US"/>
+        </w:rPr>
+        <w:t>Gn 49:4</w:t>
+      </w:r>
       <w:r>
         <w:rPr>
           <w:lang w:val="en_US" w:bidi="en_US"/>
@@ -1103,48 +1055,30 @@
         </w:rPr>
         <w:t xml:space="preserve">: </w:t>
       </w:r>
-      <w:hyperlink r:id="rId21">
-        <w:r>
-          <w:rPr>
-            <w:lang w:val="en_US" w:bidi="en_US"/>
-          </w:rPr>
-          <w:rPr>
-            <w:color w:val="0000EE"/>
-            <w:u w:val="single"/>
-          </w:rPr>
-          <w:t>Is</w:t>
-        </w:r>
-      </w:hyperlink>
-      <w:hyperlink r:id="rId21">
-        <w:r>
-          <w:rPr>
-            <w:lang w:val="en_US" w:bidi="en_US"/>
-          </w:rPr>
-          <w:rPr>
-            <w:color w:val="0000EE"/>
-            <w:u w:val="single"/>
-          </w:rPr>
-          <w:t xml:space="preserve"> 5:28</w:t>
-        </w:r>
-      </w:hyperlink>
+      <w:r>
+        <w:rPr>
+          <w:lang w:val="en_US" w:bidi="en_US"/>
+        </w:rPr>
+        <w:t>Is</w:t>
+      </w:r>
+      <w:r>
+        <w:rPr>
+          <w:lang w:val="en_US" w:bidi="en_US"/>
+        </w:rPr>
+        <w:t xml:space="preserve"> 5:28</w:t>
+      </w:r>
       <w:r>
         <w:rPr>
           <w:lang w:val="en_US" w:bidi="en_US"/>
         </w:rPr>
         <w:t xml:space="preserve">, </w:t>
       </w:r>
-      <w:hyperlink r:id="rId22">
-        <w:r>
-          <w:rPr>
-            <w:lang w:val="en_US" w:bidi="en_US"/>
-          </w:rPr>
-          <w:rPr>
-            <w:color w:val="0000EE"/>
-            <w:u w:val="single"/>
-          </w:rPr>
-          <w:t>9:4</w:t>
-        </w:r>
-      </w:hyperlink>
+      <w:r>
+        <w:rPr>
+          <w:lang w:val="en_US" w:bidi="en_US"/>
+        </w:rPr>
+        <w:t>9:4</w:t>
+      </w:r>
       <w:r>
         <w:rPr>
           <w:lang w:val="en_US" w:bidi="en_US"/>
@@ -1188,54 +1122,36 @@
         </w:rPr>
         <w:t xml:space="preserve">: </w:t>
       </w:r>
-      <w:hyperlink r:id="rId23">
-        <w:r>
-          <w:rPr>
-            <w:lang w:val="en_US" w:bidi="en_US"/>
-          </w:rPr>
-          <w:rPr>
-            <w:color w:val="0000EE"/>
-            <w:u w:val="single"/>
-          </w:rPr>
-          <w:t>Gn 26:4</w:t>
-        </w:r>
-      </w:hyperlink>
+      <w:r>
+        <w:rPr>
+          <w:lang w:val="en_US" w:bidi="en_US"/>
+        </w:rPr>
+        <w:t>Gn 26:4</w:t>
+      </w:r>
       <w:r>
         <w:rPr>
           <w:lang w:val="en_US" w:bidi="en_US"/>
         </w:rPr>
         <w:t xml:space="preserve">, </w:t>
       </w:r>
-      <w:hyperlink r:id="rId24">
-        <w:r>
-          <w:rPr>
-            <w:lang w:val="en_US" w:bidi="en_US"/>
-          </w:rPr>
-          <w:rPr>
-            <w:color w:val="0000EE"/>
-            <w:u w:val="single"/>
-          </w:rPr>
-          <w:t>26:18</w:t>
-        </w:r>
-      </w:hyperlink>
+      <w:r>
+        <w:rPr>
+          <w:lang w:val="en_US" w:bidi="en_US"/>
+        </w:rPr>
+        <w:t>26:18</w:t>
+      </w:r>
       <w:r>
         <w:rPr>
           <w:lang w:val="en_US" w:bidi="en_US"/>
         </w:rPr>
         <w:t xml:space="preserve">, </w:t>
       </w:r>
-      <w:hyperlink r:id="rId25">
-        <w:r>
-          <w:rPr>
-            <w:lang w:val="en_US" w:bidi="en_US"/>
-          </w:rPr>
-          <w:rPr>
-            <w:color w:val="0000EE"/>
-            <w:u w:val="single"/>
-          </w:rPr>
-          <w:t>26:22</w:t>
-        </w:r>
-      </w:hyperlink>
+      <w:r>
+        <w:rPr>
+          <w:lang w:val="en_US" w:bidi="en_US"/>
+        </w:rPr>
+        <w:t>26:22</w:t>
+      </w:r>
       <w:r>
         <w:rPr>
           <w:lang w:val="en_US" w:bidi="en_US"/>
@@ -1266,54 +1182,36 @@
         </w:rPr>
         <w:t xml:space="preserve"> </w:t>
       </w:r>
-      <w:hyperlink r:id="rId26">
-        <w:r>
-          <w:rPr>
-            <w:lang w:val="en_US" w:bidi="en_US"/>
-          </w:rPr>
-          <w:rPr>
-            <w:color w:val="0000EE"/>
-            <w:u w:val="single"/>
-          </w:rPr>
-          <w:t>Psalm 2:9</w:t>
-        </w:r>
-      </w:hyperlink>
+      <w:r>
+        <w:rPr>
+          <w:lang w:val="en_US" w:bidi="en_US"/>
+        </w:rPr>
+        <w:t>Psalm 2:9</w:t>
+      </w:r>
       <w:r>
         <w:rPr>
           <w:lang w:val="en_US" w:bidi="en_US"/>
         </w:rPr>
         <w:t xml:space="preserve">, </w:t>
       </w:r>
-      <w:hyperlink r:id="rId27">
-        <w:r>
-          <w:rPr>
-            <w:lang w:val="en_US" w:bidi="en_US"/>
-          </w:rPr>
-          <w:rPr>
-            <w:color w:val="0000EE"/>
-            <w:u w:val="single"/>
-          </w:rPr>
-          <w:t>5:10</w:t>
-        </w:r>
-      </w:hyperlink>
+      <w:r>
+        <w:rPr>
+          <w:lang w:val="en_US" w:bidi="en_US"/>
+        </w:rPr>
+        <w:t>5:10</w:t>
+      </w:r>
       <w:r>
         <w:rPr>
           <w:lang w:val="en_US" w:bidi="en_US"/>
         </w:rPr>
         <w:t xml:space="preserve">, </w:t>
       </w:r>
-      <w:hyperlink r:id="rId28">
-        <w:r>
-          <w:rPr>
-            <w:lang w:val="en_US" w:bidi="en_US"/>
-          </w:rPr>
-          <w:rPr>
-            <w:color w:val="0000EE"/>
-            <w:u w:val="single"/>
-          </w:rPr>
-          <w:t>5:13</w:t>
-        </w:r>
-      </w:hyperlink>
+      <w:r>
+        <w:rPr>
+          <w:lang w:val="en_US" w:bidi="en_US"/>
+        </w:rPr>
+        <w:t>5:13</w:t>
+      </w:r>
       <w:r>
         <w:rPr>
           <w:lang w:val="en_US" w:bidi="en_US"/>
@@ -1332,54 +1230,36 @@
         </w:rPr>
         <w:t xml:space="preserve">: </w:t>
       </w:r>
-      <w:hyperlink r:id="rId29">
-        <w:r>
-          <w:rPr>
-            <w:lang w:val="en_US" w:bidi="en_US"/>
-          </w:rPr>
-          <w:rPr>
-            <w:color w:val="0000EE"/>
-            <w:u w:val="single"/>
-          </w:rPr>
-          <w:t>Psalm 22:14</w:t>
-        </w:r>
-      </w:hyperlink>
+      <w:r>
+        <w:rPr>
+          <w:lang w:val="en_US" w:bidi="en_US"/>
+        </w:rPr>
+        <w:t>Psalm 22:14</w:t>
+      </w:r>
       <w:r>
         <w:rPr>
           <w:lang w:val="en_US" w:bidi="en_US"/>
         </w:rPr>
         <w:t xml:space="preserve">, </w:t>
       </w:r>
-      <w:hyperlink r:id="rId30">
-        <w:r>
-          <w:rPr>
-            <w:lang w:val="en_US" w:bidi="en_US"/>
-          </w:rPr>
-          <w:rPr>
-            <w:color w:val="0000EE"/>
-            <w:u w:val="single"/>
-          </w:rPr>
-          <w:t>22:15</w:t>
-        </w:r>
-      </w:hyperlink>
+      <w:r>
+        <w:rPr>
+          <w:lang w:val="en_US" w:bidi="en_US"/>
+        </w:rPr>
+        <w:t>22:15</w:t>
+      </w:r>
       <w:r>
         <w:rPr>
           <w:lang w:val="en_US" w:bidi="en_US"/>
         </w:rPr>
         <w:t xml:space="preserve">, </w:t>
       </w:r>
-      <w:hyperlink r:id="rId31">
-        <w:r>
-          <w:rPr>
-            <w:lang w:val="en_US" w:bidi="en_US"/>
-          </w:rPr>
-          <w:rPr>
-            <w:color w:val="0000EE"/>
-            <w:u w:val="single"/>
-          </w:rPr>
-          <w:t>22:17</w:t>
-        </w:r>
-      </w:hyperlink>
+      <w:r>
+        <w:rPr>
+          <w:lang w:val="en_US" w:bidi="en_US"/>
+        </w:rPr>
+        <w:t>22:17</w:t>
+      </w:r>
       <w:r>
         <w:rPr>
           <w:lang w:val="en_US" w:bidi="en_US"/>
@@ -1512,18 +1392,12 @@
         </w:rPr>
         <w:t xml:space="preserve"> </w:t>
       </w:r>
-      <w:hyperlink r:id="rId26">
-        <w:r>
-          <w:rPr>
-            <w:lang w:val="en_US" w:bidi="en_US"/>
-          </w:rPr>
-          <w:rPr>
-            <w:color w:val="0000EE"/>
-            <w:u w:val="single"/>
-          </w:rPr>
-          <w:t>Psalm 2:9</w:t>
-        </w:r>
-      </w:hyperlink>
+      <w:r>
+        <w:rPr>
+          <w:lang w:val="en_US" w:bidi="en_US"/>
+        </w:rPr>
+        <w:t>Psalm 2:9</w:t>
+      </w:r>
       <w:r>
         <w:rPr>
           <w:lang w:val="en_US" w:bidi="en_US"/>
@@ -2030,18 +1904,12 @@
         </w:rPr>
         <w:t>:</w:t>
       </w:r>
-      <w:hyperlink r:id="rId15">
-        <w:r>
-          <w:rPr>
-            <w:lang w:val="en_US" w:bidi="en_US"/>
-          </w:rPr>
-          <w:rPr>
-            <w:color w:val="0000EE"/>
-            <w:u w:val="single"/>
-          </w:rPr>
-          <w:t>Dn 3:24</w:t>
-        </w:r>
-      </w:hyperlink>
+      <w:r>
+        <w:rPr>
+          <w:lang w:val="en_US" w:bidi="en_US"/>
+        </w:rPr>
+        <w:t>Dn 3:24</w:t>
+      </w:r>
       <w:r>
         <w:rPr>
           <w:lang w:val="en_US" w:bidi="en_US"/>
@@ -2072,18 +1940,12 @@
         </w:rPr>
         <w:t xml:space="preserve"> </w:t>
       </w:r>
-      <w:hyperlink r:id="rId32">
-        <w:r>
-          <w:rPr>
-            <w:lang w:val="en_US" w:bidi="en_US"/>
-          </w:rPr>
-          <w:rPr>
-            <w:color w:val="0000EE"/>
-            <w:u w:val="single"/>
-          </w:rPr>
-          <w:t>Dn 6:8</w:t>
-        </w:r>
-      </w:hyperlink>
+      <w:r>
+        <w:rPr>
+          <w:lang w:val="en_US" w:bidi="en_US"/>
+        </w:rPr>
+        <w:t>Dn 6:8</w:t>
+      </w:r>
       <w:r>
         <w:rPr>
           <w:lang w:val="en_US" w:bidi="en_US"/>
@@ -2102,18 +1964,12 @@
         </w:rPr>
         <w:t xml:space="preserve"> </w:t>
       </w:r>
-      <w:hyperlink r:id="rId33">
-        <w:r>
-          <w:rPr>
-            <w:lang w:val="en_US" w:bidi="en_US"/>
-          </w:rPr>
-          <w:rPr>
-            <w:color w:val="0000EE"/>
-            <w:u w:val="single"/>
-          </w:rPr>
-          <w:t>3:27</w:t>
-        </w:r>
-      </w:hyperlink>
+      <w:r>
+        <w:rPr>
+          <w:lang w:val="en_US" w:bidi="en_US"/>
+        </w:rPr>
+        <w:t>3:27</w:t>
+      </w:r>
       <w:r>
         <w:rPr>
           <w:lang w:val="en_US" w:bidi="en_US"/>
@@ -2132,18 +1988,12 @@
         </w:rPr>
         <w:t xml:space="preserve"> </w:t>
       </w:r>
-      <w:hyperlink r:id="rId34">
-        <w:r>
-          <w:rPr>
-            <w:lang w:val="en_US" w:bidi="en_US"/>
-          </w:rPr>
-          <w:rPr>
-            <w:color w:val="0000EE"/>
-            <w:u w:val="single"/>
-          </w:rPr>
-          <w:t>4:33</w:t>
-        </w:r>
-      </w:hyperlink>
+      <w:r>
+        <w:rPr>
+          <w:lang w:val="en_US" w:bidi="en_US"/>
+        </w:rPr>
+        <w:t>4:33</w:t>
+      </w:r>
       <w:r>
         <w:rPr>
           <w:lang w:val="en_US" w:bidi="en_US"/>
@@ -2162,18 +2012,12 @@
         </w:rPr>
         <w:t xml:space="preserve">- </w:t>
       </w:r>
-      <w:hyperlink r:id="rId15">
-        <w:r>
-          <w:rPr>
-            <w:lang w:val="en_US" w:bidi="en_US"/>
-          </w:rPr>
-          <w:rPr>
-            <w:color w:val="0000EE"/>
-            <w:u w:val="single"/>
-          </w:rPr>
-          <w:t>3:24</w:t>
-        </w:r>
-      </w:hyperlink>
+      <w:r>
+        <w:rPr>
+          <w:lang w:val="en_US" w:bidi="en_US"/>
+        </w:rPr>
+        <w:t>3:24</w:t>
+      </w:r>
       <w:r>
         <w:rPr>
           <w:lang w:val="en_US" w:bidi="en_US"/>
@@ -2388,18 +2232,12 @@
         </w:rPr>
         <w:t xml:space="preserve"> </w:t>
       </w:r>
-      <w:hyperlink r:id="rId35">
-        <w:r>
-          <w:rPr>
-            <w:lang w:val="en_US" w:bidi="en_US"/>
-          </w:rPr>
-          <w:rPr>
-            <w:color w:val="0000EE"/>
-            <w:u w:val="single"/>
-          </w:rPr>
-          <w:t>Dn 2:5</w:t>
-        </w:r>
-      </w:hyperlink>
+      <w:r>
+        <w:rPr>
+          <w:lang w:val="en_US" w:bidi="en_US"/>
+        </w:rPr>
+        <w:t>Dn 2:5</w:t>
+      </w:r>
       <w:r>
         <w:rPr>
           <w:lang w:val="en_US" w:bidi="en_US"/>
@@ -2432,18 +2270,12 @@
         </w:rPr>
         <w:t xml:space="preserve">, so </w:t>
       </w:r>
-      <w:hyperlink r:id="rId36">
-        <w:r>
-          <w:rPr>
-            <w:lang w:val="en_US" w:bidi="en_US"/>
-          </w:rPr>
-          <w:rPr>
-            <w:color w:val="0000EE"/>
-            <w:u w:val="single"/>
-          </w:rPr>
-          <w:t>3:29</w:t>
-        </w:r>
-      </w:hyperlink>
+      <w:r>
+        <w:rPr>
+          <w:lang w:val="en_US" w:bidi="en_US"/>
+        </w:rPr>
+        <w:t>3:29</w:t>
+      </w:r>
       <w:r>
         <w:rPr>
           <w:lang w:val="en_US" w:bidi="en_US"/>
@@ -2586,18 +2418,12 @@
         </w:rPr>
         <w:t xml:space="preserve"> </w:t>
       </w:r>
-      <w:hyperlink r:id="rId37">
-        <w:r>
-          <w:rPr>
-            <w:lang w:val="en_US" w:bidi="en_US"/>
-          </w:rPr>
-          <w:rPr>
-            <w:color w:val="0000EE"/>
-            <w:u w:val="single"/>
-          </w:rPr>
-          <w:t>Dn 5:23</w:t>
-        </w:r>
-      </w:hyperlink>
+      <w:r>
+        <w:rPr>
+          <w:lang w:val="en_US" w:bidi="en_US"/>
+        </w:rPr>
+        <w:t>Dn 5:23</w:t>
+      </w:r>
       <w:r>
         <w:rPr>
           <w:lang w:val="en_US" w:bidi="en_US"/>
@@ -2616,18 +2442,12 @@
         </w:rPr>
         <w:t xml:space="preserve"> </w:t>
       </w:r>
-      <w:hyperlink r:id="rId38">
-        <w:r>
-          <w:rPr>
-            <w:lang w:val="en_US" w:bidi="en_US"/>
-          </w:rPr>
-          <w:rPr>
-            <w:color w:val="0000EE"/>
-            <w:u w:val="single"/>
-          </w:rPr>
-          <w:t>4:31</w:t>
-        </w:r>
-      </w:hyperlink>
+      <w:r>
+        <w:rPr>
+          <w:lang w:val="en_US" w:bidi="en_US"/>
+        </w:rPr>
+        <w:t>4:31</w:t>
+      </w:r>
       <w:r>
         <w:rPr>
           <w:lang w:val="en_US" w:bidi="en_US"/>
@@ -2659,18 +2479,12 @@
         </w:rPr>
         <w:t xml:space="preserve"> v:</w:t>
       </w:r>
-      <w:hyperlink r:id="rId39">
-        <w:r>
-          <w:rPr>
-            <w:lang w:val="en_US" w:bidi="en_US"/>
-          </w:rPr>
-          <w:rPr>
-            <w:color w:val="0000EE"/>
-            <w:u w:val="single"/>
-          </w:rPr>
-          <w:t>34</w:t>
-        </w:r>
-      </w:hyperlink>
+      <w:r>
+        <w:rPr>
+          <w:lang w:val="en_US" w:bidi="en_US"/>
+        </w:rPr>
+        <w:t>34</w:t>
+      </w:r>
       <w:r>
         <w:rPr>
           <w:lang w:val="en_US" w:bidi="en_US"/>
@@ -2788,18 +2602,12 @@
         </w:rPr>
         <w:t xml:space="preserve"> </w:t>
       </w:r>
-      <w:hyperlink r:id="rId40">
-        <w:r>
-          <w:rPr>
-            <w:lang w:val="en_US" w:bidi="en_US"/>
-          </w:rPr>
-          <w:rPr>
-            <w:color w:val="0000EE"/>
-            <w:u w:val="single"/>
-          </w:rPr>
-          <w:t>Dn 5:18</w:t>
-        </w:r>
-      </w:hyperlink>
+      <w:r>
+        <w:rPr>
+          <w:lang w:val="en_US" w:bidi="en_US"/>
+        </w:rPr>
+        <w:t>Dn 5:18</w:t>
+      </w:r>
       <w:r>
         <w:rPr>
           <w:lang w:val="en_US" w:bidi="en_US"/>
@@ -2818,36 +2626,24 @@
         </w:rPr>
         <w:t xml:space="preserve"> </w:t>
       </w:r>
-      <w:hyperlink r:id="rId16">
-        <w:r>
-          <w:rPr>
-            <w:lang w:val="en_US" w:bidi="en_US"/>
-          </w:rPr>
-          <w:rPr>
-            <w:color w:val="0000EE"/>
-            <w:u w:val="single"/>
-          </w:rPr>
-          <w:t>4:27</w:t>
-        </w:r>
-      </w:hyperlink>
+      <w:r>
+        <w:rPr>
+          <w:lang w:val="en_US" w:bidi="en_US"/>
+        </w:rPr>
+        <w:t>4:27</w:t>
+      </w:r>
       <w:r>
         <w:rPr>
           <w:lang w:val="en_US" w:bidi="en_US"/>
         </w:rPr>
         <w:t xml:space="preserve">, </w:t>
       </w:r>
-      <w:hyperlink r:id="rId34">
-        <w:r>
-          <w:rPr>
-            <w:lang w:val="en_US" w:bidi="en_US"/>
-          </w:rPr>
-          <w:rPr>
-            <w:color w:val="0000EE"/>
-            <w:u w:val="single"/>
-          </w:rPr>
-          <w:t>4:33</w:t>
-        </w:r>
-      </w:hyperlink>
+      <w:r>
+        <w:rPr>
+          <w:lang w:val="en_US" w:bidi="en_US"/>
+        </w:rPr>
+        <w:t>4:33</w:t>
+      </w:r>
       <w:r>
         <w:rPr>
           <w:lang w:val="en_US" w:bidi="en_US"/>
@@ -3075,18 +2871,12 @@
         </w:rPr>
         <w:t xml:space="preserve"> </w:t>
       </w:r>
-      <w:hyperlink r:id="rId41">
-        <w:r>
-          <w:rPr>
-            <w:lang w:val="en_US" w:bidi="en_US"/>
-          </w:rPr>
-          <w:rPr>
-            <w:color w:val="0000EE"/>
-            <w:u w:val="single"/>
-          </w:rPr>
-          <w:t>Dn 4:26</w:t>
-        </w:r>
-      </w:hyperlink>
+      <w:r>
+        <w:rPr>
+          <w:lang w:val="en_US" w:bidi="en_US"/>
+        </w:rPr>
+        <w:t>Dn 4:26</w:t>
+      </w:r>
       <w:r>
         <w:rPr>
           <w:lang w:val="en_US" w:bidi="en_US"/>
@@ -3105,18 +2895,12 @@
         </w:rPr>
         <w:t xml:space="preserve"> </w:t>
       </w:r>
-      <w:hyperlink r:id="rId42">
-        <w:r>
-          <w:rPr>
-            <w:lang w:val="en_US" w:bidi="en_US"/>
-          </w:rPr>
-          <w:rPr>
-            <w:color w:val="0000EE"/>
-            <w:u w:val="single"/>
-          </w:rPr>
-          <w:t>Dn 5:19</w:t>
-        </w:r>
-      </w:hyperlink>
+      <w:r>
+        <w:rPr>
+          <w:lang w:val="en_US" w:bidi="en_US"/>
+        </w:rPr>
+        <w:t>Dn 5:19</w:t>
+      </w:r>
       <w:r>
         <w:rPr>
           <w:lang w:val="en_US" w:bidi="en_US"/>
@@ -3135,36 +2919,24 @@
         </w:rPr>
         <w:t xml:space="preserve"> </w:t>
       </w:r>
-      <w:hyperlink r:id="rId43">
-        <w:r>
-          <w:rPr>
-            <w:lang w:val="en_US" w:bidi="en_US"/>
-          </w:rPr>
-          <w:rPr>
-            <w:color w:val="0000EE"/>
-            <w:u w:val="single"/>
-          </w:rPr>
-          <w:t>Dn 2:31</w:t>
-        </w:r>
-      </w:hyperlink>
+      <w:r>
+        <w:rPr>
+          <w:lang w:val="en_US" w:bidi="en_US"/>
+        </w:rPr>
+        <w:t>Dn 2:31</w:t>
+      </w:r>
       <w:r>
         <w:rPr>
           <w:lang w:val="en_US" w:bidi="en_US"/>
         </w:rPr>
         <w:t xml:space="preserve">, </w:t>
       </w:r>
-      <w:hyperlink r:id="rId44">
-        <w:r>
-          <w:rPr>
-            <w:lang w:val="en_US" w:bidi="en_US"/>
-          </w:rPr>
-          <w:rPr>
-            <w:color w:val="0000EE"/>
-            <w:u w:val="single"/>
-          </w:rPr>
-          <w:t>2:34</w:t>
-        </w:r>
-      </w:hyperlink>
+      <w:r>
+        <w:rPr>
+          <w:lang w:val="en_US" w:bidi="en_US"/>
+        </w:rPr>
+        <w:t>2:34</w:t>
+      </w:r>
       <w:r>
         <w:rPr>
           <w:lang w:val="en_US" w:bidi="en_US"/>
@@ -3183,18 +2955,12 @@
         </w:rPr>
         <w:t xml:space="preserve"> </w:t>
       </w:r>
-      <w:hyperlink r:id="rId45">
-        <w:r>
-          <w:rPr>
-            <w:lang w:val="en_US" w:bidi="en_US"/>
-          </w:rPr>
-          <w:rPr>
-            <w:color w:val="0000EE"/>
-            <w:u w:val="single"/>
-          </w:rPr>
-          <w:t>4:1</w:t>
-        </w:r>
-      </w:hyperlink>
+      <w:r>
+        <w:rPr>
+          <w:lang w:val="en_US" w:bidi="en_US"/>
+        </w:rPr>
+        <w:t>4:1</w:t>
+      </w:r>
       <w:r>
         <w:rPr>
           <w:lang w:val="en_US" w:bidi="en_US"/>
@@ -3213,18 +2979,12 @@
         </w:rPr>
         <w:t xml:space="preserve"> </w:t>
       </w:r>
-      <w:hyperlink r:id="rId46">
-        <w:r>
-          <w:rPr>
-            <w:lang w:val="en_US" w:bidi="en_US"/>
-          </w:rPr>
-          <w:rPr>
-            <w:color w:val="0000EE"/>
-            <w:u w:val="single"/>
-          </w:rPr>
-          <w:t>Dn 2:35</w:t>
-        </w:r>
-      </w:hyperlink>
+      <w:r>
+        <w:rPr>
+          <w:lang w:val="en_US" w:bidi="en_US"/>
+        </w:rPr>
+        <w:t>Dn 2:35</w:t>
+      </w:r>
       <w:r>
         <w:rPr>
           <w:lang w:val="en_US" w:bidi="en_US"/>
@@ -3332,18 +3092,12 @@
         </w:rPr>
         <w:t xml:space="preserve"> 61, 1 c) </w:t>
       </w:r>
-      <w:hyperlink r:id="rId47">
-        <w:r>
-          <w:rPr>
-            <w:lang w:val="en_US" w:bidi="en_US"/>
-          </w:rPr>
-          <w:rPr>
-            <w:color w:val="0000EE"/>
-            <w:u w:val="single"/>
-          </w:rPr>
-          <w:t>Dn 2:20</w:t>
-        </w:r>
-      </w:hyperlink>
+      <w:r>
+        <w:rPr>
+          <w:lang w:val="en_US" w:bidi="en_US"/>
+        </w:rPr>
+        <w:t>Dn 2:20</w:t>
+      </w:r>
       <w:r>
         <w:rPr>
           <w:lang w:val="en_US" w:bidi="en_US"/>
@@ -3362,18 +3116,12 @@
         </w:rPr>
         <w:t xml:space="preserve"> </w:t>
       </w:r>
-      <w:hyperlink r:id="rId48">
-        <w:r>
-          <w:rPr>
-            <w:lang w:val="en_US" w:bidi="en_US"/>
-          </w:rPr>
-          <w:rPr>
-            <w:color w:val="0000EE"/>
-            <w:u w:val="single"/>
-          </w:rPr>
-          <w:t>Dn 4:24</w:t>
-        </w:r>
-      </w:hyperlink>
+      <w:r>
+        <w:rPr>
+          <w:lang w:val="en_US" w:bidi="en_US"/>
+        </w:rPr>
+        <w:t>Dn 4:24</w:t>
+      </w:r>
       <w:r>
         <w:rPr>
           <w:lang w:val="en_US" w:bidi="en_US"/>
@@ -3392,18 +3140,12 @@
         </w:rPr>
         <w:t xml:space="preserve"> </w:t>
       </w:r>
-      <w:hyperlink r:id="rId49">
-        <w:r>
-          <w:rPr>
-            <w:lang w:val="en_US" w:bidi="en_US"/>
-          </w:rPr>
-          <w:rPr>
-            <w:color w:val="0000EE"/>
-            <w:u w:val="single"/>
-          </w:rPr>
-          <w:t>Ezr 6:8</w:t>
-        </w:r>
-      </w:hyperlink>
+      <w:r>
+        <w:rPr>
+          <w:lang w:val="en_US" w:bidi="en_US"/>
+        </w:rPr>
+        <w:t>Ezr 6:8</w:t>
+      </w:r>
       <w:r>
         <w:rPr>
           <w:lang w:val="en_US" w:bidi="en_US"/>
@@ -3422,18 +3164,12 @@
         </w:rPr>
         <w:t xml:space="preserve"> </w:t>
       </w:r>
-      <w:hyperlink r:id="rId50">
-        <w:r>
-          <w:rPr>
-            <w:lang w:val="en_US" w:bidi="en_US"/>
-          </w:rPr>
-          <w:rPr>
-            <w:color w:val="0000EE"/>
-            <w:u w:val="single"/>
-          </w:rPr>
-          <w:t>Ezr 6:10</w:t>
-        </w:r>
-      </w:hyperlink>
+      <w:r>
+        <w:rPr>
+          <w:lang w:val="en_US" w:bidi="en_US"/>
+        </w:rPr>
+        <w:t>Ezr 6:10</w:t>
+      </w:r>
       <w:r>
         <w:rPr>
           <w:lang w:val="en_US" w:bidi="en_US"/>
@@ -3452,18 +3188,12 @@
         </w:rPr>
         <w:t xml:space="preserve"> </w:t>
       </w:r>
-      <w:hyperlink r:id="rId51">
-        <w:r>
-          <w:rPr>
-            <w:lang w:val="en_US" w:bidi="en_US"/>
-          </w:rPr>
-          <w:rPr>
-            <w:color w:val="0000EE"/>
-            <w:u w:val="single"/>
-          </w:rPr>
-          <w:t>Dn 5:17</w:t>
-        </w:r>
-      </w:hyperlink>
+      <w:r>
+        <w:rPr>
+          <w:lang w:val="en_US" w:bidi="en_US"/>
+        </w:rPr>
+        <w:t>Dn 5:17</w:t>
+      </w:r>
       <w:r>
         <w:rPr>
           <w:lang w:val="en_US" w:bidi="en_US"/>
@@ -3495,18 +3225,12 @@
         </w:rPr>
         <w:t xml:space="preserve"> </w:t>
       </w:r>
-      <w:hyperlink r:id="rId52">
-        <w:r>
-          <w:rPr>
-            <w:lang w:val="en_US" w:bidi="en_US"/>
-          </w:rPr>
-          <w:rPr>
-            <w:color w:val="0000EE"/>
-            <w:u w:val="single"/>
-          </w:rPr>
-          <w:t>Ezr 4:22</w:t>
-        </w:r>
-      </w:hyperlink>
+      <w:r>
+        <w:rPr>
+          <w:lang w:val="en_US" w:bidi="en_US"/>
+        </w:rPr>
+        <w:t>Ezr 4:22</w:t>
+      </w:r>
       <w:r>
         <w:rPr>
           <w:lang w:val="en_US" w:bidi="en_US"/>
@@ -3525,18 +3249,12 @@
         </w:rPr>
         <w:t xml:space="preserve"> </w:t>
       </w:r>
-      <w:hyperlink r:id="rId53">
-        <w:r>
-          <w:rPr>
-            <w:lang w:val="en_US" w:bidi="en_US"/>
-          </w:rPr>
-          <w:rPr>
-            <w:color w:val="0000EE"/>
-            <w:u w:val="single"/>
-          </w:rPr>
-          <w:t>6:6</w:t>
-        </w:r>
-      </w:hyperlink>
+      <w:r>
+        <w:rPr>
+          <w:lang w:val="en_US" w:bidi="en_US"/>
+        </w:rPr>
+        <w:t>6:6</w:t>
+      </w:r>
       <w:r>
         <w:rPr>
           <w:lang w:val="en_US" w:bidi="en_US"/>
@@ -3569,72 +3287,48 @@
         </w:rPr>
         <w:t xml:space="preserve"> </w:t>
       </w:r>
-      <w:hyperlink r:id="rId54">
-        <w:r>
-          <w:rPr>
-            <w:lang w:val="en_US" w:bidi="en_US"/>
-          </w:rPr>
-          <w:rPr>
-            <w:color w:val="0000EE"/>
-            <w:u w:val="single"/>
-          </w:rPr>
-          <w:t>Dn 2:28</w:t>
-        </w:r>
-      </w:hyperlink>
+      <w:r>
+        <w:rPr>
+          <w:lang w:val="en_US" w:bidi="en_US"/>
+        </w:rPr>
+        <w:t>Dn 2:28</w:t>
+      </w:r>
       <w:r>
         <w:rPr>
           <w:lang w:val="en_US" w:bidi="en_US"/>
         </w:rPr>
         <w:t xml:space="preserve">, </w:t>
       </w:r>
-      <w:hyperlink r:id="rId55">
-        <w:r>
-          <w:rPr>
-            <w:lang w:val="en_US" w:bidi="en_US"/>
-          </w:rPr>
-          <w:rPr>
-            <w:color w:val="0000EE"/>
-            <w:u w:val="single"/>
-          </w:rPr>
-          <w:t>2:29</w:t>
-        </w:r>
-      </w:hyperlink>
+      <w:r>
+        <w:rPr>
+          <w:lang w:val="en_US" w:bidi="en_US"/>
+        </w:rPr>
+        <w:t>2:29</w:t>
+      </w:r>
       <w:r>
         <w:rPr>
           <w:lang w:val="en_US" w:bidi="en_US"/>
         </w:rPr>
         <w:t xml:space="preserve">, </w:t>
       </w:r>
-      <w:hyperlink r:id="rId55">
-        <w:r>
-          <w:rPr>
-            <w:lang w:val="en_US" w:bidi="en_US"/>
-          </w:rPr>
-          <w:rPr>
-            <w:color w:val="0000EE"/>
-            <w:u w:val="single"/>
-          </w:rPr>
-          <w:t>2:29</w:t>
-        </w:r>
-      </w:hyperlink>
+      <w:r>
+        <w:rPr>
+          <w:lang w:val="en_US" w:bidi="en_US"/>
+        </w:rPr>
+        <w:t>2:29</w:t>
+      </w:r>
       <w:r>
         <w:rPr>
           <w:lang w:val="en_US" w:bidi="en_US"/>
         </w:rPr>
         <w:t xml:space="preserve">, </w:t>
       </w:r>
-      <w:hyperlink r:id="rId56">
-        <w:r>
-          <w:rPr>
-            <w:lang w:val="en_US" w:bidi="en_US"/>
-          </w:rPr>
-          <w:rPr>
-            <w:color w:val="0000EE"/>
-            <w:u w:val="single"/>
-          </w:rPr>
-          <w:t>2:45</w:t>
-        </w:r>
-      </w:hyperlink>
+      <w:r>
+        <w:rPr>
+          <w:lang w:val="en_US" w:bidi="en_US"/>
+        </w:rPr>
+        <w:t>2:45</w:t>
+      </w:r>
       <w:r>
         <w:rPr>
           <w:lang w:val="en_US" w:bidi="en_US"/>
@@ -3667,18 +3361,12 @@
         </w:rPr>
         <w:t xml:space="preserve"> </w:t>
       </w:r>
-      <w:hyperlink r:id="rId57">
-        <w:r>
-          <w:rPr>
-            <w:lang w:val="en_US" w:bidi="en_US"/>
-          </w:rPr>
-          <w:rPr>
-            <w:color w:val="0000EE"/>
-            <w:u w:val="single"/>
-          </w:rPr>
-          <w:t>Ezr 7:23</w:t>
-        </w:r>
-      </w:hyperlink>
+      <w:r>
+        <w:rPr>
+          <w:lang w:val="en_US" w:bidi="en_US"/>
+        </w:rPr>
+        <w:t>Ezr 7:23</w:t>
+      </w:r>
       <w:r>
         <w:rPr>
           <w:lang w:val="en_US" w:bidi="en_US"/>
@@ -3710,36 +3398,24 @@
         </w:rPr>
         <w:t xml:space="preserve"> n. pred. </w:t>
       </w:r>
-      <w:hyperlink r:id="rId48">
-        <w:r>
-          <w:rPr>
-            <w:lang w:val="en_US" w:bidi="en_US"/>
-          </w:rPr>
-          <w:rPr>
-            <w:color w:val="0000EE"/>
-            <w:u w:val="single"/>
-          </w:rPr>
-          <w:t>Dn 4:24</w:t>
-        </w:r>
-      </w:hyperlink>
+      <w:r>
+        <w:rPr>
+          <w:lang w:val="en_US" w:bidi="en_US"/>
+        </w:rPr>
+        <w:t>Dn 4:24</w:t>
+      </w:r>
       <w:r>
         <w:rPr>
           <w:lang w:val="en_US" w:bidi="en_US"/>
         </w:rPr>
         <w:t xml:space="preserve">, </w:t>
       </w:r>
-      <w:hyperlink r:id="rId58">
-        <w:r>
-          <w:rPr>
-            <w:lang w:val="en_US" w:bidi="en_US"/>
-          </w:rPr>
-          <w:rPr>
-            <w:color w:val="0000EE"/>
-            <w:u w:val="single"/>
-          </w:rPr>
-          <w:t>5:29</w:t>
-        </w:r>
-      </w:hyperlink>
+      <w:r>
+        <w:rPr>
+          <w:lang w:val="en_US" w:bidi="en_US"/>
+        </w:rPr>
+        <w:t>5:29</w:t>
+      </w:r>
       <w:r>
         <w:rPr>
           <w:lang w:val="en_US" w:bidi="en_US"/>
@@ -3759,18 +3435,12 @@
         </w:rPr>
         <w:t xml:space="preserve">) </w:t>
       </w:r>
-      <w:hyperlink r:id="rId59">
-        <w:r>
-          <w:rPr>
-            <w:lang w:val="en_US" w:bidi="en_US"/>
-          </w:rPr>
-          <w:rPr>
-            <w:color w:val="0000EE"/>
-            <w:u w:val="single"/>
-          </w:rPr>
-          <w:t>7:23</w:t>
-        </w:r>
-      </w:hyperlink>
+      <w:r>
+        <w:rPr>
+          <w:lang w:val="en_US" w:bidi="en_US"/>
+        </w:rPr>
+        <w:t>7:23</w:t>
+      </w:r>
       <w:r>
         <w:rPr>
           <w:lang w:val="en_US" w:bidi="en_US"/>
@@ -3814,18 +3484,12 @@
         </w:rPr>
         <w:t xml:space="preserve"> </w:t>
       </w:r>
-      <w:hyperlink r:id="rId46">
-        <w:r>
-          <w:rPr>
-            <w:lang w:val="en_US" w:bidi="en_US"/>
-          </w:rPr>
-          <w:rPr>
-            <w:color w:val="0000EE"/>
-            <w:u w:val="single"/>
-          </w:rPr>
-          <w:t>2:35</w:t>
-        </w:r>
-      </w:hyperlink>
+      <w:r>
+        <w:rPr>
+          <w:lang w:val="en_US" w:bidi="en_US"/>
+        </w:rPr>
+        <w:t>2:35</w:t>
+      </w:r>
       <w:r>
         <w:rPr>
           <w:lang w:val="en_US" w:bidi="en_US"/>
@@ -3856,18 +3520,12 @@
         </w:rPr>
         <w:t xml:space="preserve"> pred. v:</w:t>
       </w:r>
-      <w:hyperlink r:id="rId46">
-        <w:r>
-          <w:rPr>
-            <w:lang w:val="en_US" w:bidi="en_US"/>
-          </w:rPr>
-          <w:rPr>
-            <w:color w:val="0000EE"/>
-            <w:u w:val="single"/>
-          </w:rPr>
-          <w:t>35</w:t>
-        </w:r>
-      </w:hyperlink>
+      <w:r>
+        <w:rPr>
+          <w:lang w:val="en_US" w:bidi="en_US"/>
+        </w:rPr>
+        <w:t>35</w:t>
+      </w:r>
       <w:r>
         <w:rPr>
           <w:lang w:val="en_US" w:bidi="en_US"/>
@@ -3886,18 +3544,12 @@
         </w:rPr>
         <w:t xml:space="preserve"> adj. pred. </w:t>
       </w:r>
-      <w:hyperlink r:id="rId53">
-        <w:r>
-          <w:rPr>
-            <w:lang w:val="en_US" w:bidi="en_US"/>
-          </w:rPr>
-          <w:rPr>
-            <w:color w:val="0000EE"/>
-            <w:u w:val="single"/>
-          </w:rPr>
-          <w:t>Ezr 6:6</w:t>
-        </w:r>
-      </w:hyperlink>
+      <w:r>
+        <w:rPr>
+          <w:lang w:val="en_US" w:bidi="en_US"/>
+        </w:rPr>
+        <w:t>Ezr 6:6</w:t>
+      </w:r>
       <w:r>
         <w:rPr>
           <w:lang w:val="en_US" w:bidi="en_US"/>
@@ -3916,36 +3568,24 @@
         </w:rPr>
         <w:t xml:space="preserve"> adv. phr. </w:t>
       </w:r>
-      <w:hyperlink r:id="rId60">
-        <w:r>
-          <w:rPr>
-            <w:lang w:val="en_US" w:bidi="en_US"/>
-          </w:rPr>
-          <w:rPr>
-            <w:color w:val="0000EE"/>
-            <w:u w:val="single"/>
-          </w:rPr>
-          <w:t>5:5</w:t>
-        </w:r>
-      </w:hyperlink>
+      <w:r>
+        <w:rPr>
+          <w:lang w:val="en_US" w:bidi="en_US"/>
+        </w:rPr>
+        <w:t>5:5</w:t>
+      </w:r>
       <w:r>
         <w:rPr>
           <w:lang w:val="en_US" w:bidi="en_US"/>
         </w:rPr>
         <w:t xml:space="preserve">, </w:t>
       </w:r>
-      <w:hyperlink r:id="rId61">
-        <w:r>
-          <w:rPr>
-            <w:lang w:val="en_US" w:bidi="en_US"/>
-          </w:rPr>
-          <w:rPr>
-            <w:color w:val="0000EE"/>
-            <w:u w:val="single"/>
-          </w:rPr>
-          <w:t>Dn 4:22</w:t>
-        </w:r>
-      </w:hyperlink>
+      <w:r>
+        <w:rPr>
+          <w:lang w:val="en_US" w:bidi="en_US"/>
+        </w:rPr>
+        <w:t>Dn 4:22</w:t>
+      </w:r>
       <w:r>
         <w:rPr>
           <w:lang w:val="en_US" w:bidi="en_US"/>
@@ -4001,72 +3641,48 @@
         </w:rPr>
         <w:t xml:space="preserve"> </w:t>
       </w:r>
-      <w:hyperlink r:id="rId62">
-        <w:r>
-          <w:rPr>
-            <w:lang w:val="en_US" w:bidi="en_US"/>
-          </w:rPr>
-          <w:rPr>
-            <w:color w:val="0000EE"/>
-            <w:u w:val="single"/>
-          </w:rPr>
-          <w:t>3:18</w:t>
-        </w:r>
-      </w:hyperlink>
+      <w:r>
+        <w:rPr>
+          <w:lang w:val="en_US" w:bidi="en_US"/>
+        </w:rPr>
+        <w:t>3:18</w:t>
+      </w:r>
       <w:r>
         <w:rPr>
           <w:lang w:val="en_US" w:bidi="en_US"/>
         </w:rPr>
         <w:t xml:space="preserve">, </w:t>
       </w:r>
-      <w:hyperlink r:id="rId63">
-        <w:r>
-          <w:rPr>
-            <w:lang w:val="en_US" w:bidi="en_US"/>
-          </w:rPr>
-          <w:rPr>
-            <w:color w:val="0000EE"/>
-            <w:u w:val="single"/>
-          </w:rPr>
-          <w:t>Ezr 4:12</w:t>
-        </w:r>
-      </w:hyperlink>
+      <w:r>
+        <w:rPr>
+          <w:lang w:val="en_US" w:bidi="en_US"/>
+        </w:rPr>
+        <w:t>Ezr 4:12</w:t>
+      </w:r>
       <w:r>
         <w:rPr>
           <w:lang w:val="en_US" w:bidi="en_US"/>
         </w:rPr>
         <w:t xml:space="preserve">, </w:t>
       </w:r>
-      <w:hyperlink r:id="rId64">
-        <w:r>
-          <w:rPr>
-            <w:lang w:val="en_US" w:bidi="en_US"/>
-          </w:rPr>
-          <w:rPr>
-            <w:color w:val="0000EE"/>
-            <w:u w:val="single"/>
-          </w:rPr>
-          <w:t>4:13</w:t>
-        </w:r>
-      </w:hyperlink>
+      <w:r>
+        <w:rPr>
+          <w:lang w:val="en_US" w:bidi="en_US"/>
+        </w:rPr>
+        <w:t>4:13</w:t>
+      </w:r>
       <w:r>
         <w:rPr>
           <w:lang w:val="en_US" w:bidi="en_US"/>
         </w:rPr>
         <w:t xml:space="preserve">, </w:t>
       </w:r>
-      <w:hyperlink r:id="rId65">
-        <w:r>
-          <w:rPr>
-            <w:lang w:val="en_US" w:bidi="en_US"/>
-          </w:rPr>
-          <w:rPr>
-            <w:color w:val="0000EE"/>
-            <w:u w:val="single"/>
-          </w:rPr>
-          <w:t>5:8</w:t>
-        </w:r>
-      </w:hyperlink>
+      <w:r>
+        <w:rPr>
+          <w:lang w:val="en_US" w:bidi="en_US"/>
+        </w:rPr>
+        <w:t>5:8</w:t>
+      </w:r>
       <w:r>
         <w:rPr>
           <w:lang w:val="en_US" w:bidi="en_US"/>
@@ -4086,72 +3702,48 @@
         </w:rPr>
         <w:t xml:space="preserve"> </w:t>
       </w:r>
-      <w:hyperlink r:id="rId49">
-        <w:r>
-          <w:rPr>
-            <w:lang w:val="en_US" w:bidi="en_US"/>
-          </w:rPr>
-          <w:rPr>
-            <w:color w:val="0000EE"/>
-            <w:u w:val="single"/>
-          </w:rPr>
-          <w:t>6:8</w:t>
-        </w:r>
-      </w:hyperlink>
+      <w:r>
+        <w:rPr>
+          <w:lang w:val="en_US" w:bidi="en_US"/>
+        </w:rPr>
+        <w:t>6:8</w:t>
+      </w:r>
       <w:r>
         <w:rPr>
           <w:lang w:val="en_US" w:bidi="en_US"/>
         </w:rPr>
         <w:t xml:space="preserve">, </w:t>
       </w:r>
-      <w:hyperlink r:id="rId66">
-        <w:r>
-          <w:rPr>
-            <w:lang w:val="en_US" w:bidi="en_US"/>
-          </w:rPr>
-          <w:rPr>
-            <w:color w:val="0000EE"/>
-            <w:u w:val="single"/>
-          </w:rPr>
-          <w:t>6:9</w:t>
-        </w:r>
-      </w:hyperlink>
+      <w:r>
+        <w:rPr>
+          <w:lang w:val="en_US" w:bidi="en_US"/>
+        </w:rPr>
+        <w:t>6:9</w:t>
+      </w:r>
       <w:r>
         <w:rPr>
           <w:lang w:val="en_US" w:bidi="en_US"/>
         </w:rPr>
         <w:t xml:space="preserve">, also </w:t>
       </w:r>
-      <w:hyperlink r:id="rId67">
-        <w:r>
-          <w:rPr>
-            <w:lang w:val="en_US" w:bidi="en_US"/>
-          </w:rPr>
-          <w:rPr>
-            <w:color w:val="0000EE"/>
-            <w:u w:val="single"/>
-          </w:rPr>
-          <w:t>7:26</w:t>
-        </w:r>
-      </w:hyperlink>
+      <w:r>
+        <w:rPr>
+          <w:lang w:val="en_US" w:bidi="en_US"/>
+        </w:rPr>
+        <w:t>7:26</w:t>
+      </w:r>
       <w:r>
         <w:rPr>
           <w:lang w:val="en_US" w:bidi="en_US"/>
         </w:rPr>
         <w:t xml:space="preserve">, </w:t>
       </w:r>
-      <w:hyperlink r:id="rId47">
-        <w:r>
-          <w:rPr>
-            <w:lang w:val="en_US" w:bidi="en_US"/>
-          </w:rPr>
-          <w:rPr>
-            <w:color w:val="0000EE"/>
-            <w:u w:val="single"/>
-          </w:rPr>
-          <w:t>Dn 2:20</w:t>
-        </w:r>
-      </w:hyperlink>
+      <w:r>
+        <w:rPr>
+          <w:lang w:val="en_US" w:bidi="en_US"/>
+        </w:rPr>
+        <w:t>Dn 2:20</w:t>
+      </w:r>
       <w:r>
         <w:rPr>
           <w:lang w:val="en_US" w:bidi="en_US"/>
@@ -4196,54 +3788,36 @@
         </w:rPr>
         <w:t xml:space="preserve"> adj. pred. </w:t>
       </w:r>
-      <w:hyperlink r:id="rId68">
-        <w:r>
-          <w:rPr>
-            <w:lang w:val="en_US" w:bidi="en_US"/>
-          </w:rPr>
-          <w:rPr>
-            <w:color w:val="0000EE"/>
-            <w:u w:val="single"/>
-          </w:rPr>
-          <w:t>Dn 2:40</w:t>
-        </w:r>
-      </w:hyperlink>
+      <w:r>
+        <w:rPr>
+          <w:lang w:val="en_US" w:bidi="en_US"/>
+        </w:rPr>
+        <w:t>Dn 2:40</w:t>
+      </w:r>
       <w:r>
         <w:rPr>
           <w:lang w:val="en_US" w:bidi="en_US"/>
         </w:rPr>
         <w:t xml:space="preserve">, </w:t>
       </w:r>
-      <w:hyperlink r:id="rId69">
-        <w:r>
-          <w:rPr>
-            <w:lang w:val="en_US" w:bidi="en_US"/>
-          </w:rPr>
-          <w:rPr>
-            <w:color w:val="0000EE"/>
-            <w:u w:val="single"/>
-          </w:rPr>
-          <w:t>2:42</w:t>
-        </w:r>
-      </w:hyperlink>
+      <w:r>
+        <w:rPr>
+          <w:lang w:val="en_US" w:bidi="en_US"/>
+        </w:rPr>
+        <w:t>2:42</w:t>
+      </w:r>
       <w:r>
         <w:rPr>
           <w:lang w:val="en_US" w:bidi="en_US"/>
         </w:rPr>
         <w:t xml:space="preserve">, </w:t>
       </w:r>
-      <w:hyperlink r:id="rId70">
-        <w:r>
-          <w:rPr>
-            <w:lang w:val="en_US" w:bidi="en_US"/>
-          </w:rPr>
-          <w:rPr>
-            <w:color w:val="0000EE"/>
-            <w:u w:val="single"/>
-          </w:rPr>
-          <w:t>7:19</w:t>
-        </w:r>
-      </w:hyperlink>
+      <w:r>
+        <w:rPr>
+          <w:lang w:val="en_US" w:bidi="en_US"/>
+        </w:rPr>
+        <w:t>7:19</w:t>
+      </w:r>
       <w:r>
         <w:rPr>
           <w:lang w:val="en_US" w:bidi="en_US"/>
@@ -4311,72 +3885,48 @@
         </w:rPr>
         <w:t xml:space="preserve"> </w:t>
       </w:r>
-      <w:hyperlink r:id="rId42">
-        <w:r>
-          <w:rPr>
-            <w:lang w:val="en_US" w:bidi="en_US"/>
-          </w:rPr>
-          <w:rPr>
-            <w:color w:val="0000EE"/>
-            <w:u w:val="single"/>
-          </w:rPr>
-          <w:t>5:19</w:t>
-        </w:r>
-      </w:hyperlink>
+      <w:r>
+        <w:rPr>
+          <w:lang w:val="en_US" w:bidi="en_US"/>
+        </w:rPr>
+        <w:t>5:19</w:t>
+      </w:r>
       <w:r>
         <w:rPr>
           <w:lang w:val="en_US" w:bidi="en_US"/>
         </w:rPr>
         <w:t xml:space="preserve">, </w:t>
       </w:r>
-      <w:hyperlink r:id="rId42">
-        <w:r>
-          <w:rPr>
-            <w:lang w:val="en_US" w:bidi="en_US"/>
-          </w:rPr>
-          <w:rPr>
-            <w:color w:val="0000EE"/>
-            <w:u w:val="single"/>
-          </w:rPr>
-          <w:t>5:19</w:t>
-        </w:r>
-      </w:hyperlink>
+      <w:r>
+        <w:rPr>
+          <w:lang w:val="en_US" w:bidi="en_US"/>
+        </w:rPr>
+        <w:t>5:19</w:t>
+      </w:r>
       <w:r>
         <w:rPr>
           <w:lang w:val="en_US" w:bidi="en_US"/>
         </w:rPr>
         <w:t xml:space="preserve">, </w:t>
       </w:r>
-      <w:hyperlink r:id="rId42">
-        <w:r>
-          <w:rPr>
-            <w:lang w:val="en_US" w:bidi="en_US"/>
-          </w:rPr>
-          <w:rPr>
-            <w:color w:val="0000EE"/>
-            <w:u w:val="single"/>
-          </w:rPr>
-          <w:t>5:19</w:t>
-        </w:r>
-      </w:hyperlink>
+      <w:r>
+        <w:rPr>
+          <w:lang w:val="en_US" w:bidi="en_US"/>
+        </w:rPr>
+        <w:t>5:19</w:t>
+      </w:r>
       <w:r>
         <w:rPr>
           <w:lang w:val="en_US" w:bidi="en_US"/>
         </w:rPr>
         <w:t xml:space="preserve">, </w:t>
       </w:r>
-      <w:hyperlink r:id="rId42">
-        <w:r>
-          <w:rPr>
-            <w:lang w:val="en_US" w:bidi="en_US"/>
-          </w:rPr>
-          <w:rPr>
-            <w:color w:val="0000EE"/>
-            <w:u w:val="single"/>
-          </w:rPr>
-          <w:t>5:19</w:t>
-        </w:r>
-      </w:hyperlink>
+      <w:r>
+        <w:rPr>
+          <w:lang w:val="en_US" w:bidi="en_US"/>
+        </w:rPr>
+        <w:t>5:19</w:t>
+      </w:r>
       <w:r>
         <w:rPr>
           <w:lang w:val="en_US" w:bidi="en_US"/>
@@ -4408,90 +3958,60 @@
         </w:rPr>
         <w:t xml:space="preserve"> </w:t>
       </w:r>
-      <w:hyperlink r:id="rId43">
-        <w:r>
-          <w:rPr>
-            <w:lang w:val="en_US" w:bidi="en_US"/>
-          </w:rPr>
-          <w:rPr>
-            <w:color w:val="0000EE"/>
-            <w:u w:val="single"/>
-          </w:rPr>
-          <w:t>2:31</w:t>
-        </w:r>
-      </w:hyperlink>
+      <w:r>
+        <w:rPr>
+          <w:lang w:val="en_US" w:bidi="en_US"/>
+        </w:rPr>
+        <w:t>2:31</w:t>
+      </w:r>
       <w:r>
         <w:rPr>
           <w:lang w:val="en_US" w:bidi="en_US"/>
         </w:rPr>
         <w:t xml:space="preserve">, </w:t>
       </w:r>
-      <w:hyperlink r:id="rId44">
-        <w:r>
-          <w:rPr>
-            <w:lang w:val="en_US" w:bidi="en_US"/>
-          </w:rPr>
-          <w:rPr>
-            <w:color w:val="0000EE"/>
-            <w:u w:val="single"/>
-          </w:rPr>
-          <w:t>2:34</w:t>
-        </w:r>
-      </w:hyperlink>
+      <w:r>
+        <w:rPr>
+          <w:lang w:val="en_US" w:bidi="en_US"/>
+        </w:rPr>
+        <w:t>2:34</w:t>
+      </w:r>
       <w:r>
         <w:rPr>
           <w:lang w:val="en_US" w:bidi="en_US"/>
         </w:rPr>
         <w:t xml:space="preserve">, </w:t>
       </w:r>
-      <w:hyperlink r:id="rId71">
-        <w:r>
-          <w:rPr>
-            <w:lang w:val="en_US" w:bidi="en_US"/>
-          </w:rPr>
-          <w:rPr>
-            <w:color w:val="0000EE"/>
-            <w:u w:val="single"/>
-          </w:rPr>
-          <w:t>7:2</w:t>
-        </w:r>
-      </w:hyperlink>
+      <w:r>
+        <w:rPr>
+          <w:lang w:val="en_US" w:bidi="en_US"/>
+        </w:rPr>
+        <w:t>7:2</w:t>
+      </w:r>
       <w:r>
         <w:rPr>
           <w:lang w:val="en_US" w:bidi="en_US"/>
         </w:rPr>
         <w:t xml:space="preserve">, </w:t>
       </w:r>
-      <w:hyperlink r:id="rId72">
-        <w:r>
-          <w:rPr>
-            <w:lang w:val="en_US" w:bidi="en_US"/>
-          </w:rPr>
-          <w:rPr>
-            <w:color w:val="0000EE"/>
-            <w:u w:val="single"/>
-          </w:rPr>
-          <w:t>7:4</w:t>
-        </w:r>
-      </w:hyperlink>
+      <w:r>
+        <w:rPr>
+          <w:lang w:val="en_US" w:bidi="en_US"/>
+        </w:rPr>
+        <w:t>7:4</w:t>
+      </w:r>
       <w:r>
         <w:rPr>
           <w:lang w:val="en_US" w:bidi="en_US"/>
         </w:rPr>
         <w:t xml:space="preserve">, </w:t>
       </w:r>
-      <w:hyperlink r:id="rId73">
-        <w:r>
-          <w:rPr>
-            <w:lang w:val="en_US" w:bidi="en_US"/>
-          </w:rPr>
-          <w:rPr>
-            <w:color w:val="0000EE"/>
-            <w:u w:val="single"/>
-          </w:rPr>
-          <w:t>7:6</w:t>
-        </w:r>
-      </w:hyperlink>
+      <w:r>
+        <w:rPr>
+          <w:lang w:val="en_US" w:bidi="en_US"/>
+        </w:rPr>
+        <w:t>7:6</w:t>
+      </w:r>
       <w:r>
         <w:rPr>
           <w:lang w:val="en_US" w:bidi="en_US"/>
@@ -4767,18 +4287,12 @@
         </w:rPr>
         <w:t xml:space="preserve">, </w:t>
       </w:r>
-      <w:hyperlink r:id="rId74">
-        <w:r>
-          <w:rPr>
-            <w:lang w:val="en_US" w:bidi="en_US"/>
-          </w:rPr>
-          <w:rPr>
-            <w:color w:val="0000EE"/>
-            <w:u w:val="single"/>
-          </w:rPr>
-          <w:t>Dn 2:21</w:t>
-        </w:r>
-      </w:hyperlink>
+      <w:r>
+        <w:rPr>
+          <w:lang w:val="en_US" w:bidi="en_US"/>
+        </w:rPr>
+        <w:t>Dn 2:21</w:t>
+      </w:r>
       <w:r>
         <w:rPr>
           <w:lang w:val="en_US" w:bidi="en_US"/>
@@ -4810,126 +4324,84 @@
         </w:rPr>
         <w:t xml:space="preserve"> change, etc., v:</w:t>
       </w:r>
-      <w:hyperlink r:id="rId75">
-        <w:r>
-          <w:rPr>
-            <w:lang w:val="en_US" w:bidi="en_US"/>
-          </w:rPr>
-          <w:rPr>
-            <w:color w:val="0000EE"/>
-            <w:u w:val="single"/>
-          </w:rPr>
-          <w:t>22</w:t>
-        </w:r>
-      </w:hyperlink>
+      <w:r>
+        <w:rPr>
+          <w:lang w:val="en_US" w:bidi="en_US"/>
+        </w:rPr>
+        <w:t>22</w:t>
+      </w:r>
       <w:r>
         <w:rPr>
           <w:lang w:val="en_US" w:bidi="en_US"/>
         </w:rPr>
         <w:t>, v:</w:t>
       </w:r>
-      <w:hyperlink r:id="rId76">
-        <w:r>
-          <w:rPr>
-            <w:lang w:val="en_US" w:bidi="en_US"/>
-          </w:rPr>
-          <w:rPr>
-            <w:color w:val="0000EE"/>
-            <w:u w:val="single"/>
-          </w:rPr>
-          <w:t>44</w:t>
-        </w:r>
-      </w:hyperlink>
+      <w:r>
+        <w:rPr>
+          <w:lang w:val="en_US" w:bidi="en_US"/>
+        </w:rPr>
+        <w:t>44</w:t>
+      </w:r>
       <w:r>
         <w:rPr>
           <w:lang w:val="en_US" w:bidi="en_US"/>
         </w:rPr>
         <w:t xml:space="preserve">, </w:t>
       </w:r>
-      <w:hyperlink r:id="rId77">
-        <w:r>
-          <w:rPr>
-            <w:lang w:val="en_US" w:bidi="en_US"/>
-          </w:rPr>
-          <w:rPr>
-            <w:color w:val="0000EE"/>
-            <w:u w:val="single"/>
-          </w:rPr>
-          <w:t>6:5</w:t>
-        </w:r>
-      </w:hyperlink>
+      <w:r>
+        <w:rPr>
+          <w:lang w:val="en_US" w:bidi="en_US"/>
+        </w:rPr>
+        <w:t>6:5</w:t>
+      </w:r>
       <w:r>
         <w:rPr>
           <w:lang w:val="en_US" w:bidi="en_US"/>
         </w:rPr>
         <w:t xml:space="preserve">, </w:t>
       </w:r>
-      <w:hyperlink r:id="rId78">
-        <w:r>
-          <w:rPr>
-            <w:lang w:val="en_US" w:bidi="en_US"/>
-          </w:rPr>
-          <w:rPr>
-            <w:color w:val="0000EE"/>
-            <w:u w:val="single"/>
-          </w:rPr>
-          <w:t>7:7</w:t>
-        </w:r>
-      </w:hyperlink>
+      <w:r>
+        <w:rPr>
+          <w:lang w:val="en_US" w:bidi="en_US"/>
+        </w:rPr>
+        <w:t>7:7</w:t>
+      </w:r>
       <w:r>
         <w:rPr>
           <w:lang w:val="en_US" w:bidi="en_US"/>
         </w:rPr>
         <w:t xml:space="preserve">, </w:t>
       </w:r>
-      <w:hyperlink r:id="rId79">
-        <w:r>
-          <w:rPr>
-            <w:lang w:val="en_US" w:bidi="en_US"/>
-          </w:rPr>
-          <w:rPr>
-            <w:color w:val="0000EE"/>
-            <w:u w:val="single"/>
-          </w:rPr>
-          <w:t>7:24</w:t>
-        </w:r>
-      </w:hyperlink>
+      <w:r>
+        <w:rPr>
+          <w:lang w:val="en_US" w:bidi="en_US"/>
+        </w:rPr>
+        <w:t>7:24</w:t>
+      </w:r>
       <w:r>
         <w:rPr>
           <w:lang w:val="en_US" w:bidi="en_US"/>
         </w:rPr>
         <w:t xml:space="preserve">, </w:t>
       </w:r>
-      <w:hyperlink r:id="rId65">
-        <w:r>
-          <w:rPr>
-            <w:lang w:val="en_US" w:bidi="en_US"/>
-          </w:rPr>
-          <w:rPr>
-            <w:color w:val="0000EE"/>
-            <w:u w:val="single"/>
-          </w:rPr>
-          <w:t>Ezr 5:8</w:t>
-        </w:r>
-      </w:hyperlink>
+      <w:r>
+        <w:rPr>
+          <w:lang w:val="en_US" w:bidi="en_US"/>
+        </w:rPr>
+        <w:t>Ezr 5:8</w:t>
+      </w:r>
       <w:r>
         <w:rPr>
           <w:lang w:val="en_US" w:bidi="en_US"/>
         </w:rPr>
         <w:t xml:space="preserve">; </w:t>
       </w:r>
-      <w:hyperlink r:id="rId80">
-        <w:r>
-          <w:rPr>
-            <w:lang w:val="en_US" w:bidi="en_US"/>
-          </w:rPr>
-          <w:rPr>
-            <w:color w:val="0000EE"/>
-            <w:u w:val="single"/>
-          </w:rPr>
-          <w:t>Dn 2:32</w:t>
-        </w:r>
-      </w:hyperlink>
+      <w:r>
+        <w:rPr>
+          <w:lang w:val="en_US" w:bidi="en_US"/>
+        </w:rPr>
+        <w:t>Dn 2:32</w:t>
+      </w:r>
       <w:r>
         <w:rPr>
           <w:lang w:val="en_US" w:bidi="en_US"/>
@@ -4973,18 +4445,12 @@
         </w:rPr>
         <w:t xml:space="preserve"> pend.); </w:t>
       </w:r>
-      <w:hyperlink r:id="rId81">
-        <w:r>
-          <w:rPr>
-            <w:lang w:val="en_US" w:bidi="en_US"/>
-          </w:rPr>
-          <w:rPr>
-            <w:color w:val="0000EE"/>
-            <w:u w:val="single"/>
-          </w:rPr>
-          <w:t>4:19</w:t>
-        </w:r>
-      </w:hyperlink>
+      <w:r>
+        <w:rPr>
+          <w:lang w:val="en_US" w:bidi="en_US"/>
+        </w:rPr>
+        <w:t>4:19</w:t>
+      </w:r>
       <w:r>
         <w:rPr>
           <w:lang w:val="en_US" w:bidi="en_US"/>
@@ -5029,36 +4495,24 @@
         </w:rPr>
         <w:t xml:space="preserve">) </w:t>
       </w:r>
-      <w:hyperlink r:id="rId82">
-        <w:r>
-          <w:rPr>
-            <w:lang w:val="en_US" w:bidi="en_US"/>
-          </w:rPr>
-          <w:rPr>
-            <w:color w:val="0000EE"/>
-            <w:u w:val="single"/>
-          </w:rPr>
-          <w:t>2:47</w:t>
-        </w:r>
-      </w:hyperlink>
+      <w:r>
+        <w:rPr>
+          <w:lang w:val="en_US" w:bidi="en_US"/>
+        </w:rPr>
+        <w:t>2:47</w:t>
+      </w:r>
       <w:r>
         <w:rPr>
           <w:lang w:val="en_US" w:bidi="en_US"/>
         </w:rPr>
         <w:t xml:space="preserve">, </w:t>
       </w:r>
-      <w:hyperlink r:id="rId83">
-        <w:r>
-          <w:rPr>
-            <w:lang w:val="en_US" w:bidi="en_US"/>
-          </w:rPr>
-          <w:rPr>
-            <w:color w:val="0000EE"/>
-            <w:u w:val="single"/>
-          </w:rPr>
-          <w:t>6:17</w:t>
-        </w:r>
-      </w:hyperlink>
+      <w:r>
+        <w:rPr>
+          <w:lang w:val="en_US" w:bidi="en_US"/>
+        </w:rPr>
+        <w:t>6:17</w:t>
+      </w:r>
       <w:r>
         <w:rPr>
           <w:lang w:val="en_US" w:bidi="en_US"/>
@@ -5091,18 +4545,12 @@
         </w:rPr>
         <w:t xml:space="preserve">) </w:t>
       </w:r>
-      <w:hyperlink r:id="rId47">
-        <w:r>
-          <w:rPr>
-            <w:lang w:val="en_US" w:bidi="en_US"/>
-          </w:rPr>
-          <w:rPr>
-            <w:color w:val="0000EE"/>
-            <w:u w:val="single"/>
-          </w:rPr>
-          <w:t>2:20</w:t>
-        </w:r>
-      </w:hyperlink>
+      <w:r>
+        <w:rPr>
+          <w:lang w:val="en_US" w:bidi="en_US"/>
+        </w:rPr>
+        <w:t>2:20</w:t>
+      </w:r>
       <w:r>
         <w:rPr>
           <w:lang w:val="en_US" w:bidi="en_US"/>
@@ -5134,18 +4582,12 @@
         </w:rPr>
         <w:t xml:space="preserve"> is his, v:</w:t>
       </w:r>
-      <w:hyperlink r:id="rId54">
-        <w:r>
-          <w:rPr>
-            <w:lang w:val="en_US" w:bidi="en_US"/>
-          </w:rPr>
-          <w:rPr>
-            <w:color w:val="0000EE"/>
-            <w:u w:val="single"/>
-          </w:rPr>
-          <w:t>28</w:t>
-        </w:r>
-      </w:hyperlink>
+      <w:r>
+        <w:rPr>
+          <w:lang w:val="en_US" w:bidi="en_US"/>
+        </w:rPr>
+        <w:t>28</w:t>
+      </w:r>
       <w:r>
         <w:rPr>
           <w:lang w:val="en_US" w:bidi="en_US"/>
@@ -5178,18 +4620,12 @@
         </w:rPr>
         <w:t xml:space="preserve">) </w:t>
       </w:r>
-      <w:hyperlink r:id="rId84">
-        <w:r>
-          <w:rPr>
-            <w:lang w:val="en_US" w:bidi="en_US"/>
-          </w:rPr>
-          <w:rPr>
-            <w:color w:val="0000EE"/>
-            <w:u w:val="single"/>
-          </w:rPr>
-          <w:t>2:9</w:t>
-        </w:r>
-      </w:hyperlink>
+      <w:r>
+        <w:rPr>
+          <w:lang w:val="en_US" w:bidi="en_US"/>
+        </w:rPr>
+        <w:t>2:9</w:t>
+      </w:r>
       <w:r>
         <w:rPr>
           <w:lang w:val="en_US" w:bidi="en_US"/>
@@ -5234,18 +4670,12 @@
         </w:rPr>
         <w:t xml:space="preserve">) </w:t>
       </w:r>
-      <w:hyperlink r:id="rId85">
-        <w:r>
-          <w:rPr>
-            <w:lang w:val="en_US" w:bidi="en_US"/>
-          </w:rPr>
-          <w:rPr>
-            <w:color w:val="0000EE"/>
-            <w:u w:val="single"/>
-          </w:rPr>
-          <w:t>2:38</w:t>
-        </w:r>
-      </w:hyperlink>
+      <w:r>
+        <w:rPr>
+          <w:lang w:val="en_US" w:bidi="en_US"/>
+        </w:rPr>
+        <w:t>2:38</w:t>
+      </w:r>
       <w:r>
         <w:rPr>
           <w:lang w:val="en_US" w:bidi="en_US"/>
@@ -5277,36 +4707,24 @@
         </w:rPr>
         <w:t xml:space="preserve"> the head of gold </w:t>
       </w:r>
-      <w:hyperlink r:id="rId86">
-        <w:r>
-          <w:rPr>
-            <w:lang w:val="en_US" w:bidi="en_US"/>
-          </w:rPr>
-          <w:rPr>
-            <w:color w:val="0000EE"/>
-            <w:u w:val="single"/>
-          </w:rPr>
-          <w:t>5:13</w:t>
-        </w:r>
-      </w:hyperlink>
+      <w:r>
+        <w:rPr>
+          <w:lang w:val="en_US" w:bidi="en_US"/>
+        </w:rPr>
+        <w:t>5:13</w:t>
+      </w:r>
       <w:r>
         <w:rPr>
           <w:lang w:val="en_US" w:bidi="en_US"/>
         </w:rPr>
         <w:t xml:space="preserve">; </w:t>
       </w:r>
-      <w:hyperlink r:id="rId87">
-        <w:r>
-          <w:rPr>
-            <w:lang w:val="en_US" w:bidi="en_US"/>
-          </w:rPr>
-          <w:rPr>
-            <w:color w:val="0000EE"/>
-            <w:u w:val="single"/>
-          </w:rPr>
-          <w:t>3:15</w:t>
-        </w:r>
-      </w:hyperlink>
+      <w:r>
+        <w:rPr>
+          <w:lang w:val="en_US" w:bidi="en_US"/>
+        </w:rPr>
+        <w:t>3:15</w:t>
+      </w:r>
       <w:r>
         <w:rPr>
           <w:lang w:val="en_US" w:bidi="en_US"/>
@@ -5362,36 +4780,24 @@
         </w:rPr>
         <w:t xml:space="preserve"> </w:t>
       </w:r>
-      <w:hyperlink r:id="rId88">
-        <w:r>
-          <w:rPr>
-            <w:lang w:val="en_US" w:bidi="en_US"/>
-          </w:rPr>
-          <w:rPr>
-            <w:color w:val="0000EE"/>
-            <w:u w:val="single"/>
-          </w:rPr>
-          <w:t>Ezr 5:4</w:t>
-        </w:r>
-      </w:hyperlink>
+      <w:r>
+        <w:rPr>
+          <w:lang w:val="en_US" w:bidi="en_US"/>
+        </w:rPr>
+        <w:t>Ezr 5:4</w:t>
+      </w:r>
       <w:r>
         <w:rPr>
           <w:lang w:val="en_US" w:bidi="en_US"/>
         </w:rPr>
         <w:t xml:space="preserve">); </w:t>
       </w:r>
-      <w:hyperlink r:id="rId16">
-        <w:r>
-          <w:rPr>
-            <w:lang w:val="en_US" w:bidi="en_US"/>
-          </w:rPr>
-          <w:rPr>
-            <w:color w:val="0000EE"/>
-            <w:u w:val="single"/>
-          </w:rPr>
-          <w:t>4:27</w:t>
-        </w:r>
-      </w:hyperlink>
+      <w:r>
+        <w:rPr>
+          <w:lang w:val="en_US" w:bidi="en_US"/>
+        </w:rPr>
+        <w:t>4:27</w:t>
+      </w:r>
       <w:r>
         <w:rPr>
           <w:lang w:val="en_US" w:bidi="en_US"/>
@@ -5448,18 +4854,12 @@
         </w:rPr>
         <w:t xml:space="preserve">); </w:t>
       </w:r>
-      <w:hyperlink r:id="rId89">
-        <w:r>
-          <w:rPr>
-            <w:lang w:val="en_US" w:bidi="en_US"/>
-          </w:rPr>
-          <w:rPr>
-            <w:color w:val="0000EE"/>
-            <w:u w:val="single"/>
-          </w:rPr>
-          <w:t>6:27</w:t>
-        </w:r>
-      </w:hyperlink>
+      <w:r>
+        <w:rPr>
+          <w:lang w:val="en_US" w:bidi="en_US"/>
+        </w:rPr>
+        <w:t>6:27</w:t>
+      </w:r>
       <w:r>
         <w:rPr>
           <w:lang w:val="en_US" w:bidi="en_US"/>
@@ -5517,18 +4917,12 @@
         </w:rPr>
         <w:t xml:space="preserve">), </w:t>
       </w:r>
-      <w:hyperlink r:id="rId90">
-        <w:r>
-          <w:rPr>
-            <w:lang w:val="en_US" w:bidi="en_US"/>
-          </w:rPr>
-          <w:rPr>
-            <w:color w:val="0000EE"/>
-            <w:u w:val="single"/>
-          </w:rPr>
-          <w:t>Ezr 6:15</w:t>
-        </w:r>
-      </w:hyperlink>
+      <w:r>
+        <w:rPr>
+          <w:lang w:val="en_US" w:bidi="en_US"/>
+        </w:rPr>
+        <w:t>Ezr 6:15</w:t>
+      </w:r>
       <w:r>
         <w:rPr>
           <w:lang w:val="en_US" w:bidi="en_US"/>
@@ -5547,144 +4941,96 @@
         </w:rPr>
         <w:t xml:space="preserve">: </w:t>
       </w:r>
-      <w:hyperlink r:id="rId91">
-        <w:r>
-          <w:rPr>
-            <w:lang w:val="en_US" w:bidi="en_US"/>
-          </w:rPr>
-          <w:rPr>
-            <w:color w:val="0000EE"/>
-            <w:u w:val="single"/>
-          </w:rPr>
-          <w:t>Dn 7:17</w:t>
-        </w:r>
-      </w:hyperlink>
+      <w:r>
+        <w:rPr>
+          <w:lang w:val="en_US" w:bidi="en_US"/>
+        </w:rPr>
+        <w:t>Dn 7:17</w:t>
+      </w:r>
       <w:r>
         <w:rPr>
           <w:lang w:val="en_US" w:bidi="en_US"/>
         </w:rPr>
         <w:t xml:space="preserve">). [Cf. in Targum </w:t>
       </w:r>
-      <w:hyperlink r:id="rId92">
-        <w:r>
-          <w:rPr>
-            <w:lang w:val="en_US" w:bidi="en_US"/>
-          </w:rPr>
-          <w:rPr>
-            <w:color w:val="0000EE"/>
-            <w:u w:val="single"/>
-          </w:rPr>
-          <w:t>Ex 14:25</w:t>
-        </w:r>
-      </w:hyperlink>
+      <w:r>
+        <w:rPr>
+          <w:lang w:val="en_US" w:bidi="en_US"/>
+        </w:rPr>
+        <w:t>Ex 14:25</w:t>
+      </w:r>
       <w:r>
         <w:rPr>
           <w:lang w:val="en_US" w:bidi="en_US"/>
         </w:rPr>
         <w:t xml:space="preserve">, </w:t>
       </w:r>
-      <w:hyperlink r:id="rId93">
-        <w:r>
-          <w:rPr>
-            <w:lang w:val="en_US" w:bidi="en_US"/>
-          </w:rPr>
-          <w:rPr>
-            <w:color w:val="0000EE"/>
-            <w:u w:val="single"/>
-          </w:rPr>
-          <w:t>15:11</w:t>
-        </w:r>
-      </w:hyperlink>
+      <w:r>
+        <w:rPr>
+          <w:lang w:val="en_US" w:bidi="en_US"/>
+        </w:rPr>
+        <w:t>15:11</w:t>
+      </w:r>
       <w:r>
         <w:rPr>
           <w:lang w:val="en_US" w:bidi="en_US"/>
         </w:rPr>
         <w:t xml:space="preserve">, </w:t>
       </w:r>
-      <w:hyperlink r:id="rId94">
-        <w:r>
-          <w:rPr>
-            <w:lang w:val="en_US" w:bidi="en_US"/>
-          </w:rPr>
-          <w:rPr>
-            <w:color w:val="0000EE"/>
-            <w:u w:val="single"/>
-          </w:rPr>
-          <w:t>2 S 20:19</w:t>
-        </w:r>
-      </w:hyperlink>
+      <w:r>
+        <w:rPr>
+          <w:lang w:val="en_US" w:bidi="en_US"/>
+        </w:rPr>
+        <w:t>2 S 20:19</w:t>
+      </w:r>
       <w:r>
         <w:rPr>
           <w:lang w:val="en_US" w:bidi="en_US"/>
         </w:rPr>
         <w:t xml:space="preserve">, </w:t>
       </w:r>
-      <w:hyperlink r:id="rId95">
-        <w:r>
-          <w:rPr>
-            <w:lang w:val="en_US" w:bidi="en_US"/>
-          </w:rPr>
-          <w:rPr>
-            <w:color w:val="0000EE"/>
-            <w:u w:val="single"/>
-          </w:rPr>
-          <w:t>24:17</w:t>
-        </w:r>
-      </w:hyperlink>
+      <w:r>
+        <w:rPr>
+          <w:lang w:val="en_US" w:bidi="en_US"/>
+        </w:rPr>
+        <w:t>24:17</w:t>
+      </w:r>
       <w:r>
         <w:rPr>
           <w:lang w:val="en_US" w:bidi="en_US"/>
         </w:rPr>
         <w:t xml:space="preserve">, </w:t>
       </w:r>
-      <w:hyperlink r:id="rId96">
-        <w:r>
-          <w:rPr>
-            <w:lang w:val="en_US" w:bidi="en_US"/>
-          </w:rPr>
-          <w:rPr>
-            <w:color w:val="0000EE"/>
-            <w:u w:val="single"/>
-          </w:rPr>
-          <w:t>Psalm 43:2</w:t>
-        </w:r>
-      </w:hyperlink>
+      <w:r>
+        <w:rPr>
+          <w:lang w:val="en_US" w:bidi="en_US"/>
+        </w:rPr>
+        <w:t>Psalm 43:2</w:t>
+      </w:r>
       <w:r>
         <w:rPr>
           <w:lang w:val="en_US" w:bidi="en_US"/>
         </w:rPr>
         <w:t xml:space="preserve">, </w:t>
       </w:r>
-      <w:hyperlink r:id="rId97">
-        <w:r>
-          <w:rPr>
-            <w:lang w:val="en_US" w:bidi="en_US"/>
-          </w:rPr>
-          <w:rPr>
-            <w:color w:val="0000EE"/>
-            <w:u w:val="single"/>
-          </w:rPr>
-          <w:t>63:4</w:t>
-        </w:r>
-      </w:hyperlink>
+      <w:r>
+        <w:rPr>
+          <w:lang w:val="en_US" w:bidi="en_US"/>
+        </w:rPr>
+        <w:t>63:4</w:t>
+      </w:r>
       <w:r>
         <w:rPr>
           <w:lang w:val="en_US" w:bidi="en_US"/>
         </w:rPr>
         <w:t xml:space="preserve">, </w:t>
       </w:r>
-      <w:hyperlink r:id="rId98">
-        <w:r>
-          <w:rPr>
-            <w:lang w:val="en_US" w:bidi="en_US"/>
-          </w:rPr>
-          <w:rPr>
-            <w:color w:val="0000EE"/>
-            <w:u w:val="single"/>
-          </w:rPr>
-          <w:t>66:3</w:t>
-        </w:r>
-      </w:hyperlink>
+      <w:r>
+        <w:rPr>
+          <w:lang w:val="en_US" w:bidi="en_US"/>
+        </w:rPr>
+        <w:t>66:3</w:t>
+      </w:r>
       <w:r>
         <w:rPr>
           <w:lang w:val="en_US" w:bidi="en_US"/>
@@ -5704,18 +5050,12 @@
         </w:rPr>
         <w:t xml:space="preserve">) </w:t>
       </w:r>
-      <w:hyperlink r:id="rId99">
-        <w:r>
-          <w:rPr>
-            <w:lang w:val="en_US" w:bidi="en_US"/>
-          </w:rPr>
-          <w:rPr>
-            <w:color w:val="0000EE"/>
-            <w:u w:val="single"/>
-          </w:rPr>
-          <w:t>Dn 4:21</w:t>
-        </w:r>
-      </w:hyperlink>
+      <w:r>
+        <w:rPr>
+          <w:lang w:val="en_US" w:bidi="en_US"/>
+        </w:rPr>
+        <w:t>Dn 4:21</w:t>
+      </w:r>
       <w:r>
         <w:rPr>
           <w:lang w:val="en_US" w:bidi="en_US"/>
@@ -5902,18 +5242,12 @@
         </w:rPr>
         <w:t xml:space="preserve"> </w:t>
       </w:r>
-      <w:hyperlink r:id="rId100">
-        <w:r>
-          <w:rPr>
-            <w:lang w:val="en_US" w:bidi="en_US"/>
-          </w:rPr>
-          <w:rPr>
-            <w:color w:val="0000EE"/>
-            <w:u w:val="single"/>
-          </w:rPr>
-          <w:t>Ezr 4:14</w:t>
-        </w:r>
-      </w:hyperlink>
+      <w:r>
+        <w:rPr>
+          <w:lang w:val="en_US" w:bidi="en_US"/>
+        </w:rPr>
+        <w:t>Ezr 4:14</w:t>
+      </w:r>
       <w:r>
         <w:rPr>
           <w:lang w:val="en_US" w:bidi="en_US"/>
@@ -5932,18 +5266,12 @@
         </w:rPr>
         <w:t xml:space="preserve"> </w:t>
       </w:r>
-      <w:hyperlink r:id="rId41">
-        <w:r>
-          <w:rPr>
-            <w:lang w:val="en_US" w:bidi="en_US"/>
-          </w:rPr>
-          <w:rPr>
-            <w:color w:val="0000EE"/>
-            <w:u w:val="single"/>
-          </w:rPr>
-          <w:t>Dn 4:26</w:t>
-        </w:r>
-      </w:hyperlink>
+      <w:r>
+        <w:rPr>
+          <w:lang w:val="en_US" w:bidi="en_US"/>
+        </w:rPr>
+        <w:t>Dn 4:26</w:t>
+      </w:r>
       <w:r>
         <w:rPr>
           <w:lang w:val="en_US" w:bidi="en_US"/>
@@ -5962,18 +5290,12 @@
         </w:rPr>
         <w:t xml:space="preserve"> </w:t>
       </w:r>
-      <w:hyperlink r:id="rId45">
-        <w:r>
-          <w:rPr>
-            <w:lang w:val="en_US" w:bidi="en_US"/>
-          </w:rPr>
-          <w:rPr>
-            <w:color w:val="0000EE"/>
-            <w:u w:val="single"/>
-          </w:rPr>
-          <w:t>4:1</w:t>
-        </w:r>
-      </w:hyperlink>
+      <w:r>
+        <w:rPr>
+          <w:lang w:val="en_US" w:bidi="en_US"/>
+        </w:rPr>
+        <w:t>4:1</w:t>
+      </w:r>
       <w:r>
         <w:rPr>
           <w:lang w:val="en_US" w:bidi="en_US"/>
@@ -5992,18 +5314,12 @@
         </w:rPr>
         <w:t xml:space="preserve">- </w:t>
       </w:r>
-      <w:hyperlink r:id="rId101">
-        <w:r>
-          <w:rPr>
-            <w:lang w:val="en_US" w:bidi="en_US"/>
-          </w:rPr>
-          <w:rPr>
-            <w:color w:val="0000EE"/>
-            <w:u w:val="single"/>
-          </w:rPr>
-          <w:t>6:19</w:t>
-        </w:r>
-      </w:hyperlink>
+      <w:r>
+        <w:rPr>
+          <w:lang w:val="en_US" w:bidi="en_US"/>
+        </w:rPr>
+        <w:t>6:19</w:t>
+      </w:r>
       <w:r>
         <w:rPr>
           <w:lang w:val="en_US" w:bidi="en_US"/>
@@ -6036,90 +5352,60 @@
         </w:rPr>
         <w:t xml:space="preserve"> of king </w:t>
       </w:r>
-      <w:hyperlink r:id="rId45">
-        <w:r>
-          <w:rPr>
-            <w:lang w:val="en_US" w:bidi="en_US"/>
-          </w:rPr>
-          <w:rPr>
-            <w:color w:val="0000EE"/>
-            <w:u w:val="single"/>
-          </w:rPr>
-          <w:t>Dn 4:1</w:t>
-        </w:r>
-      </w:hyperlink>
+      <w:r>
+        <w:rPr>
+          <w:lang w:val="en_US" w:bidi="en_US"/>
+        </w:rPr>
+        <w:t>Dn 4:1</w:t>
+      </w:r>
       <w:r>
         <w:rPr>
           <w:lang w:val="en_US" w:bidi="en_US"/>
         </w:rPr>
         <w:t xml:space="preserve">, </w:t>
       </w:r>
-      <w:hyperlink r:id="rId41">
-        <w:r>
-          <w:rPr>
-            <w:lang w:val="en_US" w:bidi="en_US"/>
-          </w:rPr>
-          <w:rPr>
-            <w:color w:val="0000EE"/>
-            <w:u w:val="single"/>
-          </w:rPr>
-          <w:t>4:26</w:t>
-        </w:r>
-      </w:hyperlink>
+      <w:r>
+        <w:rPr>
+          <w:lang w:val="en_US" w:bidi="en_US"/>
+        </w:rPr>
+        <w:t>4:26</w:t>
+      </w:r>
       <w:r>
         <w:rPr>
           <w:lang w:val="en_US" w:bidi="en_US"/>
         </w:rPr>
         <w:t xml:space="preserve">, </w:t>
       </w:r>
-      <w:hyperlink r:id="rId102">
-        <w:r>
-          <w:rPr>
-            <w:lang w:val="en_US" w:bidi="en_US"/>
-          </w:rPr>
-          <w:rPr>
-            <w:color w:val="0000EE"/>
-            <w:u w:val="single"/>
-          </w:rPr>
-          <w:t>5:5</w:t>
-        </w:r>
-      </w:hyperlink>
+      <w:r>
+        <w:rPr>
+          <w:lang w:val="en_US" w:bidi="en_US"/>
+        </w:rPr>
+        <w:t>5:5</w:t>
+      </w:r>
       <w:r>
         <w:rPr>
           <w:lang w:val="en_US" w:bidi="en_US"/>
         </w:rPr>
         <w:t xml:space="preserve">, </w:t>
       </w:r>
-      <w:hyperlink r:id="rId101">
-        <w:r>
-          <w:rPr>
-            <w:lang w:val="en_US" w:bidi="en_US"/>
-          </w:rPr>
-          <w:rPr>
-            <w:color w:val="0000EE"/>
-            <w:u w:val="single"/>
-          </w:rPr>
-          <w:t>6:19</w:t>
-        </w:r>
-      </w:hyperlink>
+      <w:r>
+        <w:rPr>
+          <w:lang w:val="en_US" w:bidi="en_US"/>
+        </w:rPr>
+        <w:t>6:19</w:t>
+      </w:r>
       <w:r>
         <w:rPr>
           <w:lang w:val="en_US" w:bidi="en_US"/>
         </w:rPr>
         <w:t xml:space="preserve">, </w:t>
       </w:r>
-      <w:hyperlink r:id="rId100">
-        <w:r>
-          <w:rPr>
-            <w:lang w:val="en_US" w:bidi="en_US"/>
-          </w:rPr>
-          <w:rPr>
-            <w:color w:val="0000EE"/>
-            <w:u w:val="single"/>
-          </w:rPr>
-          <w:t>Ezr 4:14</w:t>
-        </w:r>
-      </w:hyperlink>
+      <w:r>
+        <w:rPr>
+          <w:lang w:val="en_US" w:bidi="en_US"/>
+        </w:rPr>
+        <w:t>Ezr 4:14</w:t>
+      </w:r>
       <w:r>
         <w:rPr>
           <w:lang w:val="en_US" w:bidi="en_US"/>
@@ -6177,108 +5463,72 @@
         </w:rPr>
         <w:t xml:space="preserve"> in Jerusalem </w:t>
       </w:r>
-      <w:hyperlink r:id="rId103">
-        <w:r>
-          <w:rPr>
-            <w:lang w:val="en_US" w:bidi="en_US"/>
-          </w:rPr>
-          <w:rPr>
-            <w:color w:val="0000EE"/>
-            <w:u w:val="single"/>
-          </w:rPr>
-          <w:t>Dn 5:2</w:t>
-        </w:r>
-      </w:hyperlink>
+      <w:r>
+        <w:rPr>
+          <w:lang w:val="en_US" w:bidi="en_US"/>
+        </w:rPr>
+        <w:t>Dn 5:2</w:t>
+      </w:r>
       <w:r>
         <w:rPr>
           <w:lang w:val="en_US" w:bidi="en_US"/>
         </w:rPr>
         <w:t xml:space="preserve">, </w:t>
       </w:r>
-      <w:hyperlink r:id="rId104">
-        <w:r>
-          <w:rPr>
-            <w:lang w:val="en_US" w:bidi="en_US"/>
-          </w:rPr>
-          <w:rPr>
-            <w:color w:val="0000EE"/>
-            <w:u w:val="single"/>
-          </w:rPr>
-          <w:t>5:3</w:t>
-        </w:r>
-      </w:hyperlink>
+      <w:r>
+        <w:rPr>
+          <w:lang w:val="en_US" w:bidi="en_US"/>
+        </w:rPr>
+        <w:t>5:3</w:t>
+      </w:r>
       <w:r>
         <w:rPr>
           <w:lang w:val="en_US" w:bidi="en_US"/>
         </w:rPr>
         <w:t xml:space="preserve">, </w:t>
       </w:r>
-      <w:hyperlink r:id="rId105">
-        <w:r>
-          <w:rPr>
-            <w:lang w:val="en_US" w:bidi="en_US"/>
-          </w:rPr>
-          <w:rPr>
-            <w:color w:val="0000EE"/>
-            <w:u w:val="single"/>
-          </w:rPr>
-          <w:t>Ezr 5:14</w:t>
-        </w:r>
-      </w:hyperlink>
+      <w:r>
+        <w:rPr>
+          <w:lang w:val="en_US" w:bidi="en_US"/>
+        </w:rPr>
+        <w:t>Ezr 5:14</w:t>
+      </w:r>
       <w:r>
         <w:rPr>
           <w:lang w:val="en_US" w:bidi="en_US"/>
         </w:rPr>
         <w:t xml:space="preserve"> a, </w:t>
       </w:r>
-      <w:hyperlink r:id="rId106">
-        <w:r>
-          <w:rPr>
-            <w:lang w:val="en_US" w:bidi="en_US"/>
-          </w:rPr>
-          <w:rPr>
-            <w:color w:val="0000EE"/>
-            <w:u w:val="single"/>
-          </w:rPr>
-          <w:t>5:15</w:t>
-        </w:r>
-      </w:hyperlink>
+      <w:r>
+        <w:rPr>
+          <w:lang w:val="en_US" w:bidi="en_US"/>
+        </w:rPr>
+        <w:t>5:15</w:t>
+      </w:r>
       <w:r>
         <w:rPr>
           <w:lang w:val="en_US" w:bidi="en_US"/>
         </w:rPr>
         <w:t xml:space="preserve">, </w:t>
       </w:r>
-      <w:hyperlink r:id="rId107">
-        <w:r>
-          <w:rPr>
-            <w:lang w:val="en_US" w:bidi="en_US"/>
-          </w:rPr>
-          <w:rPr>
-            <w:color w:val="0000EE"/>
-            <w:u w:val="single"/>
-          </w:rPr>
-          <w:t>6:5</w:t>
-        </w:r>
-      </w:hyperlink>
+      <w:r>
+        <w:rPr>
+          <w:lang w:val="en_US" w:bidi="en_US"/>
+        </w:rPr>
+        <w:t>6:5</w:t>
+      </w:r>
       <w:r>
         <w:rPr>
           <w:lang w:val="en_US" w:bidi="en_US"/>
         </w:rPr>
         <w:t xml:space="preserve">, </w:t>
       </w:r>
-      <w:hyperlink r:id="rId107">
-        <w:r>
-          <w:rPr>
-            <w:lang w:val="en_US" w:bidi="en_US"/>
-          </w:rPr>
-          <w:rPr>
-            <w:color w:val="0000EE"/>
-            <w:u w:val="single"/>
-          </w:rPr>
-          <w:t>6:5</w:t>
-        </w:r>
-      </w:hyperlink>
+      <w:r>
+        <w:rPr>
+          <w:lang w:val="en_US" w:bidi="en_US"/>
+        </w:rPr>
+        <w:t>6:5</w:t>
+      </w:r>
       <w:r>
         <w:rPr>
           <w:lang w:val="en_US" w:bidi="en_US"/>
@@ -6298,36 +5548,24 @@
         </w:rPr>
         <w:t xml:space="preserve"> in Babylon </w:t>
       </w:r>
-      <w:hyperlink r:id="rId105">
-        <w:r>
-          <w:rPr>
-            <w:lang w:val="en_US" w:bidi="en_US"/>
-          </w:rPr>
-          <w:rPr>
-            <w:color w:val="0000EE"/>
-            <w:u w:val="single"/>
-          </w:rPr>
-          <w:t>5:14</w:t>
-        </w:r>
-      </w:hyperlink>
+      <w:r>
+        <w:rPr>
+          <w:lang w:val="en_US" w:bidi="en_US"/>
+        </w:rPr>
+        <w:t>5:14</w:t>
+      </w:r>
       <w:r>
         <w:rPr>
           <w:lang w:val="en_US" w:bidi="en_US"/>
         </w:rPr>
         <w:t xml:space="preserve"> b, </w:t>
       </w:r>
-      <w:hyperlink r:id="rId105">
-        <w:r>
-          <w:rPr>
-            <w:lang w:val="en_US" w:bidi="en_US"/>
-          </w:rPr>
-          <w:rPr>
-            <w:color w:val="0000EE"/>
-            <w:u w:val="single"/>
-          </w:rPr>
-          <w:t>5:14</w:t>
-        </w:r>
-      </w:hyperlink>
+      <w:r>
+        <w:rPr>
+          <w:lang w:val="en_US" w:bidi="en_US"/>
+        </w:rPr>
+        <w:t>5:14</w:t>
+      </w:r>
       <w:r>
         <w:rPr>
           <w:lang w:val="en_US" w:bidi="en_US"/>
@@ -6583,18 +5821,12 @@
         </w:rPr>
         <w:t xml:space="preserve">) </w:t>
       </w:r>
-      <w:hyperlink r:id="rId107">
-        <w:r>
-          <w:rPr>
-            <w:lang w:val="en_US" w:bidi="en_US"/>
-          </w:rPr>
-          <w:rPr>
-            <w:color w:val="0000EE"/>
-            <w:u w:val="single"/>
-          </w:rPr>
-          <w:t>Ezr 6:5</w:t>
-        </w:r>
-      </w:hyperlink>
+      <w:r>
+        <w:rPr>
+          <w:lang w:val="en_US" w:bidi="en_US"/>
+        </w:rPr>
+        <w:t>Ezr 6:5</w:t>
+      </w:r>
       <w:r>
         <w:rPr>
           <w:lang w:val="en_US" w:bidi="en_US"/>
@@ -6613,36 +5845,24 @@
         </w:rPr>
         <w:t xml:space="preserve"> </w:t>
       </w:r>
-      <w:hyperlink r:id="rId60">
-        <w:r>
-          <w:rPr>
-            <w:lang w:val="en_US" w:bidi="en_US"/>
-          </w:rPr>
-          <w:rPr>
-            <w:color w:val="0000EE"/>
-            <w:u w:val="single"/>
-          </w:rPr>
-          <w:t>5:5</w:t>
-        </w:r>
-      </w:hyperlink>
+      <w:r>
+        <w:rPr>
+          <w:lang w:val="en_US" w:bidi="en_US"/>
+        </w:rPr>
+        <w:t>5:5</w:t>
+      </w:r>
       <w:r>
         <w:rPr>
           <w:lang w:val="en_US" w:bidi="en_US"/>
         </w:rPr>
         <w:t xml:space="preserve">; of inanimate things = be brought, </w:t>
       </w:r>
-      <w:hyperlink r:id="rId108">
-        <w:r>
-          <w:rPr>
-            <w:lang w:val="en_US" w:bidi="en_US"/>
-          </w:rPr>
-          <w:rPr>
-            <w:color w:val="0000EE"/>
-            <w:u w:val="single"/>
-          </w:rPr>
-          <w:t>7:13</w:t>
-        </w:r>
-      </w:hyperlink>
+      <w:r>
+        <w:rPr>
+          <w:lang w:val="en_US" w:bidi="en_US"/>
+        </w:rPr>
+        <w:t>7:13</w:t>
+      </w:r>
       <w:r>
         <w:rPr>
           <w:lang w:val="en_US" w:bidi="en_US"/>
@@ -6729,18 +5949,12 @@
         </w:rPr>
         <w:t>) v:</w:t>
       </w:r>
-      <w:hyperlink r:id="rId108">
-        <w:r>
-          <w:rPr>
-            <w:lang w:val="en_US" w:bidi="en_US"/>
-          </w:rPr>
-          <w:rPr>
-            <w:color w:val="0000EE"/>
-            <w:u w:val="single"/>
-          </w:rPr>
-          <w:t>13</w:t>
-        </w:r>
-      </w:hyperlink>
+      <w:r>
+        <w:rPr>
+          <w:lang w:val="en_US" w:bidi="en_US"/>
+        </w:rPr>
+        <w:t>13</w:t>
+      </w:r>
       <w:r>
         <w:rPr>
           <w:lang w:val="en_US" w:bidi="en_US"/>
@@ -6798,18 +6012,12 @@
         </w:rPr>
         <w:t xml:space="preserve"> </w:t>
       </w:r>
-      <w:hyperlink r:id="rId41">
-        <w:r>
-          <w:rPr>
-            <w:lang w:val="en_US" w:bidi="en_US"/>
-          </w:rPr>
-          <w:rPr>
-            <w:color w:val="0000EE"/>
-            <w:u w:val="single"/>
-          </w:rPr>
-          <w:t>Dn 4:26</w:t>
-        </w:r>
-      </w:hyperlink>
+      <w:r>
+        <w:rPr>
+          <w:lang w:val="en_US" w:bidi="en_US"/>
+        </w:rPr>
+        <w:t>Dn 4:26</w:t>
+      </w:r>
       <w:r>
         <w:rPr>
           <w:lang w:val="en_US" w:bidi="en_US"/>
@@ -6884,18 +6092,12 @@
         </w:rPr>
         <w:t xml:space="preserve"> </w:t>
       </w:r>
-      <w:hyperlink r:id="rId18">
-        <w:r>
-          <w:rPr>
-            <w:lang w:val="en_US" w:bidi="en_US"/>
-          </w:rPr>
-          <w:rPr>
-            <w:color w:val="0000EE"/>
-            <w:u w:val="single"/>
-          </w:rPr>
-          <w:t>3:25</w:t>
-        </w:r>
-      </w:hyperlink>
+      <w:r>
+        <w:rPr>
+          <w:lang w:val="en_US" w:bidi="en_US"/>
+        </w:rPr>
+        <w:t>3:25</w:t>
+      </w:r>
       <w:r>
         <w:rPr>
           <w:lang w:val="en_US" w:bidi="en_US"/>
@@ -6914,18 +6116,12 @@
         </w:rPr>
         <w:t xml:space="preserve">); fig. </w:t>
       </w:r>
-      <w:hyperlink r:id="rId39">
-        <w:r>
-          <w:rPr>
-            <w:lang w:val="en_US" w:bidi="en_US"/>
-          </w:rPr>
-          <w:rPr>
-            <w:color w:val="0000EE"/>
-            <w:u w:val="single"/>
-          </w:rPr>
-          <w:t>4:34</w:t>
-        </w:r>
-      </w:hyperlink>
+      <w:r>
+        <w:rPr>
+          <w:lang w:val="en_US" w:bidi="en_US"/>
+        </w:rPr>
+        <w:t>4:34</w:t>
+      </w:r>
       <w:r>
         <w:rPr>
           <w:lang w:val="en_US" w:bidi="en_US"/>
@@ -7040,54 +6236,36 @@
         </w:rPr>
         <w:t>;—</w:t>
       </w:r>
-      <w:hyperlink r:id="rId64">
-        <w:r>
-          <w:rPr>
-            <w:lang w:val="en_US" w:bidi="en_US"/>
-          </w:rPr>
-          <w:rPr>
-            <w:color w:val="0000EE"/>
-            <w:u w:val="single"/>
-          </w:rPr>
-          <w:t>Ezr 4:13</w:t>
-        </w:r>
-      </w:hyperlink>
+      <w:r>
+        <w:rPr>
+          <w:lang w:val="en_US" w:bidi="en_US"/>
+        </w:rPr>
+        <w:t>Ezr 4:13</w:t>
+      </w:r>
       <w:r>
         <w:rPr>
           <w:lang w:val="en_US" w:bidi="en_US"/>
         </w:rPr>
         <w:t xml:space="preserve">, </w:t>
       </w:r>
-      <w:hyperlink r:id="rId109">
-        <w:r>
-          <w:rPr>
-            <w:lang w:val="en_US" w:bidi="en_US"/>
-          </w:rPr>
-          <w:rPr>
-            <w:color w:val="0000EE"/>
-            <w:u w:val="single"/>
-          </w:rPr>
-          <w:t>4:20</w:t>
-        </w:r>
-      </w:hyperlink>
+      <w:r>
+        <w:rPr>
+          <w:lang w:val="en_US" w:bidi="en_US"/>
+        </w:rPr>
+        <w:t>4:20</w:t>
+      </w:r>
       <w:r>
         <w:rPr>
           <w:lang w:val="en_US" w:bidi="en_US"/>
         </w:rPr>
         <w:t xml:space="preserve">, </w:t>
       </w:r>
-      <w:hyperlink r:id="rId110">
-        <w:r>
-          <w:rPr>
-            <w:lang w:val="en_US" w:bidi="en_US"/>
-          </w:rPr>
-          <w:rPr>
-            <w:color w:val="0000EE"/>
-            <w:u w:val="single"/>
-          </w:rPr>
-          <w:t>7:24</w:t>
-        </w:r>
-      </w:hyperlink>
+      <w:r>
+        <w:rPr>
+          <w:lang w:val="en_US" w:bidi="en_US"/>
+        </w:rPr>
+        <w:t>7:24</w:t>
+      </w:r>
       <w:r>
         <w:rPr>
           <w:lang w:val="en_US" w:bidi="en_US"/>
@@ -7524,18 +6702,12 @@
         </w:rPr>
         <w:t xml:space="preserve"> </w:t>
       </w:r>
-      <w:hyperlink r:id="rId111">
-        <w:r>
-          <w:rPr>
-            <w:lang w:val="en_US" w:bidi="en_US"/>
-          </w:rPr>
-          <w:rPr>
-            <w:color w:val="0000EE"/>
-            <w:u w:val="single"/>
-          </w:rPr>
-          <w:t>Ezr 5:11</w:t>
-        </w:r>
-      </w:hyperlink>
+      <w:r>
+        <w:rPr>
+          <w:lang w:val="en_US" w:bidi="en_US"/>
+        </w:rPr>
+        <w:t>Ezr 5:11</w:t>
+      </w:r>
       <w:r>
         <w:rPr>
           <w:lang w:val="en_US" w:bidi="en_US"/>
@@ -7586,18 +6758,12 @@
         </w:rPr>
         <w:t xml:space="preserve"> 312 D </w:t>
       </w:r>
-      <w:hyperlink r:id="rId112">
-        <w:r>
-          <w:rPr>
-            <w:lang w:val="en_US" w:bidi="en_US"/>
-          </w:rPr>
-          <w:rPr>
-            <w:color w:val="0000EE"/>
-            <w:u w:val="single"/>
-          </w:rPr>
-          <w:t>Mt 5:13</w:t>
-        </w:r>
-      </w:hyperlink>
+      <w:r>
+        <w:rPr>
+          <w:lang w:val="en_US" w:bidi="en_US"/>
+        </w:rPr>
+        <w:t>Mt 5:13</w:t>
+      </w:r>
       <w:r>
         <w:rPr>
           <w:lang w:val="en_US" w:bidi="en_US"/>
@@ -7680,18 +6846,12 @@
         </w:rPr>
         <w:t xml:space="preserve">. E 5 +), Dn </w:t>
       </w:r>
-      <w:hyperlink r:id="rId44">
-        <w:r>
-          <w:rPr>
-            <w:lang w:val="en_US" w:bidi="en_US"/>
-          </w:rPr>
-          <w:rPr>
-            <w:color w:val="0000EE"/>
-            <w:u w:val="single"/>
-          </w:rPr>
-          <w:t>2:34</w:t>
-        </w:r>
-      </w:hyperlink>
+      <w:r>
+        <w:rPr>
+          <w:lang w:val="en_US" w:bidi="en_US"/>
+        </w:rPr>
+        <w:t>2:34</w:t>
+      </w:r>
       <w:r>
         <w:rPr>
           <w:lang w:val="en_US" w:bidi="en_US"/>
@@ -7723,180 +6883,120 @@
         </w:rPr>
         <w:t>, v:</w:t>
       </w:r>
-      <w:hyperlink r:id="rId46">
-        <w:r>
-          <w:rPr>
-            <w:lang w:val="en_US" w:bidi="en_US"/>
-          </w:rPr>
-          <w:rPr>
-            <w:color w:val="0000EE"/>
-            <w:u w:val="single"/>
-          </w:rPr>
-          <w:t>35</w:t>
-        </w:r>
-      </w:hyperlink>
+      <w:r>
+        <w:rPr>
+          <w:lang w:val="en_US" w:bidi="en_US"/>
+        </w:rPr>
+        <w:t>35</w:t>
+      </w:r>
       <w:r>
         <w:rPr>
           <w:lang w:val="en_US" w:bidi="en_US"/>
         </w:rPr>
         <w:t xml:space="preserve">, </w:t>
       </w:r>
-      <w:hyperlink r:id="rId113">
-        <w:r>
-          <w:rPr>
-            <w:lang w:val="en_US" w:bidi="en_US"/>
-          </w:rPr>
-          <w:rPr>
-            <w:color w:val="0000EE"/>
-            <w:u w:val="single"/>
-          </w:rPr>
-          <w:t>3:22</w:t>
-        </w:r>
-      </w:hyperlink>
+      <w:r>
+        <w:rPr>
+          <w:lang w:val="en_US" w:bidi="en_US"/>
+        </w:rPr>
+        <w:t>3:22</w:t>
+      </w:r>
       <w:r>
         <w:rPr>
           <w:lang w:val="en_US" w:bidi="en_US"/>
         </w:rPr>
         <w:t xml:space="preserve">, </w:t>
       </w:r>
-      <w:hyperlink r:id="rId114">
-        <w:r>
-          <w:rPr>
-            <w:lang w:val="en_US" w:bidi="en_US"/>
-          </w:rPr>
-          <w:rPr>
-            <w:color w:val="0000EE"/>
-            <w:u w:val="single"/>
-          </w:rPr>
-          <w:t>Ezr 4:10</w:t>
-        </w:r>
-      </w:hyperlink>
+      <w:r>
+        <w:rPr>
+          <w:lang w:val="en_US" w:bidi="en_US"/>
+        </w:rPr>
+        <w:t>Ezr 4:10</w:t>
+      </w:r>
       <w:r>
         <w:rPr>
           <w:lang w:val="en_US" w:bidi="en_US"/>
         </w:rPr>
         <w:t xml:space="preserve">, </w:t>
       </w:r>
-      <w:hyperlink r:id="rId115">
-        <w:r>
-          <w:rPr>
-            <w:lang w:val="en_US" w:bidi="en_US"/>
-          </w:rPr>
-          <w:rPr>
-            <w:color w:val="0000EE"/>
-            <w:u w:val="single"/>
-          </w:rPr>
-          <w:t>4:23</w:t>
-        </w:r>
-      </w:hyperlink>
+      <w:r>
+        <w:rPr>
+          <w:lang w:val="en_US" w:bidi="en_US"/>
+        </w:rPr>
+        <w:t>4:23</w:t>
+      </w:r>
       <w:r>
         <w:rPr>
           <w:lang w:val="en_US" w:bidi="en_US"/>
         </w:rPr>
         <w:t xml:space="preserve">, </w:t>
       </w:r>
-      <w:hyperlink r:id="rId60">
-        <w:r>
-          <w:rPr>
-            <w:lang w:val="en_US" w:bidi="en_US"/>
-          </w:rPr>
-          <w:rPr>
-            <w:color w:val="0000EE"/>
-            <w:u w:val="single"/>
-          </w:rPr>
-          <w:t>5:5</w:t>
-        </w:r>
-      </w:hyperlink>
+      <w:r>
+        <w:rPr>
+          <w:lang w:val="en_US" w:bidi="en_US"/>
+        </w:rPr>
+        <w:t>5:5</w:t>
+      </w:r>
       <w:r>
         <w:rPr>
           <w:lang w:val="en_US" w:bidi="en_US"/>
         </w:rPr>
         <w:t xml:space="preserve">, </w:t>
       </w:r>
-      <w:hyperlink r:id="rId116">
-        <w:r>
-          <w:rPr>
-            <w:lang w:val="en_US" w:bidi="en_US"/>
-          </w:rPr>
-          <w:rPr>
-            <w:color w:val="0000EE"/>
-            <w:u w:val="single"/>
-          </w:rPr>
-          <w:t>5:12</w:t>
-        </w:r>
-      </w:hyperlink>
+      <w:r>
+        <w:rPr>
+          <w:lang w:val="en_US" w:bidi="en_US"/>
+        </w:rPr>
+        <w:t>5:12</w:t>
+      </w:r>
       <w:r>
         <w:rPr>
           <w:lang w:val="en_US" w:bidi="en_US"/>
         </w:rPr>
         <w:t xml:space="preserve">, </w:t>
       </w:r>
-      <w:hyperlink r:id="rId105">
-        <w:r>
-          <w:rPr>
-            <w:lang w:val="en_US" w:bidi="en_US"/>
-          </w:rPr>
-          <w:rPr>
-            <w:color w:val="0000EE"/>
-            <w:u w:val="single"/>
-          </w:rPr>
-          <w:t>5:14</w:t>
-        </w:r>
-      </w:hyperlink>
+      <w:r>
+        <w:rPr>
+          <w:lang w:val="en_US" w:bidi="en_US"/>
+        </w:rPr>
+        <w:t>5:14</w:t>
+      </w:r>
       <w:r>
         <w:rPr>
           <w:lang w:val="en_US" w:bidi="en_US"/>
         </w:rPr>
         <w:t xml:space="preserve">, </w:t>
       </w:r>
-      <w:hyperlink r:id="rId105">
-        <w:r>
-          <w:rPr>
-            <w:lang w:val="en_US" w:bidi="en_US"/>
-          </w:rPr>
-          <w:rPr>
-            <w:color w:val="0000EE"/>
-            <w:u w:val="single"/>
-          </w:rPr>
-          <w:t>5:14</w:t>
-        </w:r>
-      </w:hyperlink>
+      <w:r>
+        <w:rPr>
+          <w:lang w:val="en_US" w:bidi="en_US"/>
+        </w:rPr>
+        <w:t>5:14</w:t>
+      </w:r>
       <w:r>
         <w:rPr>
           <w:lang w:val="en_US" w:bidi="en_US"/>
         </w:rPr>
         <w:t xml:space="preserve">, </w:t>
       </w:r>
-      <w:hyperlink r:id="rId106">
-        <w:r>
-          <w:rPr>
-            <w:lang w:val="en_US" w:bidi="en_US"/>
-          </w:rPr>
-          <w:rPr>
-            <w:color w:val="0000EE"/>
-            <w:u w:val="single"/>
-          </w:rPr>
-          <w:t>5:15</w:t>
-        </w:r>
-      </w:hyperlink>
+      <w:r>
+        <w:rPr>
+          <w:lang w:val="en_US" w:bidi="en_US"/>
+        </w:rPr>
+        <w:t>5:15</w:t>
+      </w:r>
       <w:r>
         <w:rPr>
           <w:lang w:val="en_US" w:bidi="en_US"/>
         </w:rPr>
         <w:t xml:space="preserve">, </w:t>
       </w:r>
-      <w:hyperlink r:id="rId117">
-        <w:r>
-          <w:rPr>
-            <w:lang w:val="en_US" w:bidi="en_US"/>
-          </w:rPr>
-          <w:rPr>
-            <w:color w:val="0000EE"/>
-            <w:u w:val="single"/>
-          </w:rPr>
-          <w:t>7:17</w:t>
-        </w:r>
-      </w:hyperlink>
+      <w:r>
+        <w:rPr>
+          <w:lang w:val="en_US" w:bidi="en_US"/>
+        </w:rPr>
+        <w:t>7:17</w:t>
+      </w:r>
       <w:r>
         <w:rPr>
           <w:lang w:val="en_US" w:bidi="en_US"/>
@@ -8198,18 +7298,12 @@
         </w:rPr>
         <w:t>:</w:t>
       </w:r>
-      <w:hyperlink r:id="rId118">
-        <w:r>
-          <w:rPr>
-            <w:lang w:val="en_US" w:bidi="en_US"/>
-          </w:rPr>
-          <w:rPr>
-            <w:color w:val="0000EE"/>
-            <w:u w:val="single"/>
-          </w:rPr>
-          <w:t>Dn 5:7</w:t>
-        </w:r>
-      </w:hyperlink>
+      <w:r>
+        <w:rPr>
+          <w:lang w:val="en_US" w:bidi="en_US"/>
+        </w:rPr>
+        <w:t>Dn 5:7</w:t>
+      </w:r>
       <w:r>
         <w:rPr>
           <w:lang w:val="en_US" w:bidi="en_US"/>
@@ -8390,54 +7484,36 @@
         </w:rPr>
         <w:t xml:space="preserve">));—of gold, </w:t>
       </w:r>
-      <w:hyperlink r:id="rId118">
-        <w:r>
-          <w:rPr>
-            <w:lang w:val="en_US" w:bidi="en_US"/>
-          </w:rPr>
-          <w:rPr>
-            <w:color w:val="0000EE"/>
-            <w:u w:val="single"/>
-          </w:rPr>
-          <w:t>Dn 5:7</w:t>
-        </w:r>
-      </w:hyperlink>
+      <w:r>
+        <w:rPr>
+          <w:lang w:val="en_US" w:bidi="en_US"/>
+        </w:rPr>
+        <w:t>Dn 5:7</w:t>
+      </w:r>
       <w:r>
         <w:rPr>
           <w:lang w:val="en_US" w:bidi="en_US"/>
         </w:rPr>
         <w:t xml:space="preserve">, </w:t>
       </w:r>
-      <w:hyperlink r:id="rId119">
-        <w:r>
-          <w:rPr>
-            <w:lang w:val="en_US" w:bidi="en_US"/>
-          </w:rPr>
-          <w:rPr>
-            <w:color w:val="0000EE"/>
-            <w:u w:val="single"/>
-          </w:rPr>
-          <w:t>5:16</w:t>
-        </w:r>
-      </w:hyperlink>
+      <w:r>
+        <w:rPr>
+          <w:lang w:val="en_US" w:bidi="en_US"/>
+        </w:rPr>
+        <w:t>5:16</w:t>
+      </w:r>
       <w:r>
         <w:rPr>
           <w:lang w:val="en_US" w:bidi="en_US"/>
         </w:rPr>
         <w:t xml:space="preserve">, </w:t>
       </w:r>
-      <w:hyperlink r:id="rId58">
-        <w:r>
-          <w:rPr>
-            <w:lang w:val="en_US" w:bidi="en_US"/>
-          </w:rPr>
-          <w:rPr>
-            <w:color w:val="0000EE"/>
-            <w:u w:val="single"/>
-          </w:rPr>
-          <w:t>5:29</w:t>
-        </w:r>
-      </w:hyperlink>
+      <w:r>
+        <w:rPr>
+          <w:lang w:val="en_US" w:bidi="en_US"/>
+        </w:rPr>
+        <w:t>5:29</w:t>
+      </w:r>
       <w:r>
         <w:rPr>
           <w:lang w:val="en_US" w:bidi="en_US"/>
@@ -8709,144 +7785,96 @@
         </w:rPr>
         <w:t xml:space="preserve">, </w:t>
       </w:r>
-      <w:hyperlink r:id="rId120">
-        <w:r>
-          <w:rPr>
-            <w:lang w:val="en_US" w:bidi="en_US"/>
-          </w:rPr>
-          <w:rPr>
-            <w:color w:val="0000EE"/>
-            <w:u w:val="single"/>
-          </w:rPr>
-          <w:t>Dn 2:6</w:t>
-        </w:r>
-      </w:hyperlink>
+      <w:r>
+        <w:rPr>
+          <w:lang w:val="en_US" w:bidi="en_US"/>
+        </w:rPr>
+        <w:t>Dn 2:6</w:t>
+      </w:r>
       <w:r>
         <w:rPr>
           <w:lang w:val="en_US" w:bidi="en_US"/>
         </w:rPr>
         <w:t xml:space="preserve">, </w:t>
       </w:r>
-      <w:hyperlink r:id="rId87">
-        <w:r>
-          <w:rPr>
-            <w:lang w:val="en_US" w:bidi="en_US"/>
-          </w:rPr>
-          <w:rPr>
-            <w:color w:val="0000EE"/>
-            <w:u w:val="single"/>
-          </w:rPr>
-          <w:t>3:15</w:t>
-        </w:r>
-      </w:hyperlink>
+      <w:r>
+        <w:rPr>
+          <w:lang w:val="en_US" w:bidi="en_US"/>
+        </w:rPr>
+        <w:t>3:15</w:t>
+      </w:r>
       <w:r>
         <w:rPr>
           <w:lang w:val="en_US" w:bidi="en_US"/>
         </w:rPr>
         <w:t xml:space="preserve">, </w:t>
       </w:r>
-      <w:hyperlink r:id="rId121">
-        <w:r>
-          <w:rPr>
-            <w:lang w:val="en_US" w:bidi="en_US"/>
-          </w:rPr>
-          <w:rPr>
-            <w:color w:val="0000EE"/>
-            <w:u w:val="single"/>
-          </w:rPr>
-          <w:t>3:17</w:t>
-        </w:r>
-      </w:hyperlink>
+      <w:r>
+        <w:rPr>
+          <w:lang w:val="en_US" w:bidi="en_US"/>
+        </w:rPr>
+        <w:t>3:17</w:t>
+      </w:r>
       <w:r>
         <w:rPr>
           <w:lang w:val="en_US" w:bidi="en_US"/>
         </w:rPr>
         <w:t xml:space="preserve">, </w:t>
       </w:r>
-      <w:hyperlink r:id="rId48">
-        <w:r>
-          <w:rPr>
-            <w:lang w:val="en_US" w:bidi="en_US"/>
-          </w:rPr>
-          <w:rPr>
-            <w:color w:val="0000EE"/>
-            <w:u w:val="single"/>
-          </w:rPr>
-          <w:t>4:24</w:t>
-        </w:r>
-      </w:hyperlink>
+      <w:r>
+        <w:rPr>
+          <w:lang w:val="en_US" w:bidi="en_US"/>
+        </w:rPr>
+        <w:t>4:24</w:t>
+      </w:r>
       <w:r>
         <w:rPr>
           <w:lang w:val="en_US" w:bidi="en_US"/>
         </w:rPr>
         <w:t xml:space="preserve">, </w:t>
       </w:r>
-      <w:hyperlink r:id="rId119">
-        <w:r>
-          <w:rPr>
-            <w:lang w:val="en_US" w:bidi="en_US"/>
-          </w:rPr>
-          <w:rPr>
-            <w:color w:val="0000EE"/>
-            <w:u w:val="single"/>
-          </w:rPr>
-          <w:t>5:16</w:t>
-        </w:r>
-      </w:hyperlink>
+      <w:r>
+        <w:rPr>
+          <w:lang w:val="en_US" w:bidi="en_US"/>
+        </w:rPr>
+        <w:t>5:16</w:t>
+      </w:r>
       <w:r>
         <w:rPr>
           <w:lang w:val="en_US" w:bidi="en_US"/>
         </w:rPr>
         <w:t xml:space="preserve">, </w:t>
       </w:r>
-      <w:hyperlink r:id="rId64">
-        <w:r>
-          <w:rPr>
-            <w:lang w:val="en_US" w:bidi="en_US"/>
-          </w:rPr>
-          <w:rPr>
-            <w:color w:val="0000EE"/>
-            <w:u w:val="single"/>
-          </w:rPr>
-          <w:t>Ezr 4:13</w:t>
-        </w:r>
-      </w:hyperlink>
+      <w:r>
+        <w:rPr>
+          <w:lang w:val="en_US" w:bidi="en_US"/>
+        </w:rPr>
+        <w:t>Ezr 4:13</w:t>
+      </w:r>
       <w:r>
         <w:rPr>
           <w:lang w:val="en_US" w:bidi="en_US"/>
         </w:rPr>
         <w:t xml:space="preserve">, </w:t>
       </w:r>
-      <w:hyperlink r:id="rId122">
-        <w:r>
-          <w:rPr>
-            <w:lang w:val="en_US" w:bidi="en_US"/>
-          </w:rPr>
-          <w:rPr>
-            <w:color w:val="0000EE"/>
-            <w:u w:val="single"/>
-          </w:rPr>
-          <w:t>4:16</w:t>
-        </w:r>
-      </w:hyperlink>
+      <w:r>
+        <w:rPr>
+          <w:lang w:val="en_US" w:bidi="en_US"/>
+        </w:rPr>
+        <w:t>4:16</w:t>
+      </w:r>
       <w:r>
         <w:rPr>
           <w:lang w:val="en_US" w:bidi="en_US"/>
         </w:rPr>
         <w:t xml:space="preserve">, </w:t>
       </w:r>
-      <w:hyperlink r:id="rId123">
-        <w:r>
-          <w:rPr>
-            <w:lang w:val="en_US" w:bidi="en_US"/>
-          </w:rPr>
-          <w:rPr>
-            <w:color w:val="0000EE"/>
-            <w:u w:val="single"/>
-          </w:rPr>
-          <w:t>5:17</w:t>
-        </w:r>
-      </w:hyperlink>
+      <w:r>
+        <w:rPr>
+          <w:lang w:val="en_US" w:bidi="en_US"/>
+        </w:rPr>
+        <w:t>5:17</w:t>
+      </w:r>
       <w:r>
         <w:rPr>
           <w:lang w:val="en_US" w:bidi="en_US"/>
@@ -8865,72 +7893,48 @@
         </w:rPr>
         <w:t xml:space="preserve">: </w:t>
       </w:r>
-      <w:hyperlink r:id="rId35">
-        <w:r>
-          <w:rPr>
-            <w:lang w:val="en_US" w:bidi="en_US"/>
-          </w:rPr>
-          <w:rPr>
-            <w:color w:val="0000EE"/>
-            <w:u w:val="single"/>
-          </w:rPr>
-          <w:t>Dn 2:5</w:t>
-        </w:r>
-      </w:hyperlink>
+      <w:r>
+        <w:rPr>
+          <w:lang w:val="en_US" w:bidi="en_US"/>
+        </w:rPr>
+        <w:t>Dn 2:5</w:t>
+      </w:r>
       <w:r>
         <w:rPr>
           <w:lang w:val="en_US" w:bidi="en_US"/>
         </w:rPr>
         <w:t xml:space="preserve">, </w:t>
       </w:r>
-      <w:hyperlink r:id="rId84">
-        <w:r>
-          <w:rPr>
-            <w:lang w:val="en_US" w:bidi="en_US"/>
-          </w:rPr>
-          <w:rPr>
-            <w:color w:val="0000EE"/>
-            <w:u w:val="single"/>
-          </w:rPr>
-          <w:t>2:9</w:t>
-        </w:r>
-      </w:hyperlink>
+      <w:r>
+        <w:rPr>
+          <w:lang w:val="en_US" w:bidi="en_US"/>
+        </w:rPr>
+        <w:t>2:9</w:t>
+      </w:r>
       <w:r>
         <w:rPr>
           <w:lang w:val="en_US" w:bidi="en_US"/>
         </w:rPr>
         <w:t xml:space="preserve">, </w:t>
       </w:r>
-      <w:hyperlink r:id="rId87">
-        <w:r>
-          <w:rPr>
-            <w:lang w:val="en_US" w:bidi="en_US"/>
-          </w:rPr>
-          <w:rPr>
-            <w:color w:val="0000EE"/>
-            <w:u w:val="single"/>
-          </w:rPr>
-          <w:t>3:15</w:t>
-        </w:r>
-      </w:hyperlink>
+      <w:r>
+        <w:rPr>
+          <w:lang w:val="en_US" w:bidi="en_US"/>
+        </w:rPr>
+        <w:t>3:15</w:t>
+      </w:r>
       <w:r>
         <w:rPr>
           <w:lang w:val="en_US" w:bidi="en_US"/>
         </w:rPr>
         <w:t>; v:</w:t>
       </w:r>
-      <w:hyperlink r:id="rId62">
-        <w:r>
-          <w:rPr>
-            <w:lang w:val="en_US" w:bidi="en_US"/>
-          </w:rPr>
-          <w:rPr>
-            <w:color w:val="0000EE"/>
-            <w:u w:val="single"/>
-          </w:rPr>
-          <w:t>18</w:t>
-        </w:r>
-      </w:hyperlink>
+      <w:r>
+        <w:rPr>
+          <w:lang w:val="en_US" w:bidi="en_US"/>
+        </w:rPr>
+        <w:t>18</w:t>
+      </w:r>
       <w:r>
         <w:rPr>
           <w:lang w:val="en_US" w:bidi="en_US"/>
@@ -9037,18 +8041,12 @@
         </w:rPr>
         <w:t xml:space="preserve">), </w:t>
       </w:r>
-      <w:hyperlink r:id="rId67">
-        <w:r>
-          <w:rPr>
-            <w:lang w:val="en_US" w:bidi="en_US"/>
-          </w:rPr>
-          <w:rPr>
-            <w:color w:val="0000EE"/>
-            <w:u w:val="single"/>
-          </w:rPr>
-          <w:t>Ezr 7:26</w:t>
-        </w:r>
-      </w:hyperlink>
+      <w:r>
+        <w:rPr>
+          <w:lang w:val="en_US" w:bidi="en_US"/>
+        </w:rPr>
+        <w:t>Ezr 7:26</w:t>
+      </w:r>
       <w:r>
         <w:rPr>
           <w:lang w:val="en_US" w:bidi="en_US"/>
@@ -9130,18 +8128,12 @@
         </w:rPr>
         <w:t xml:space="preserve">), </w:t>
       </w:r>
-      <w:hyperlink r:id="rId123">
-        <w:r>
-          <w:rPr>
-            <w:lang w:val="en_US" w:bidi="en_US"/>
-          </w:rPr>
-          <w:rPr>
-            <w:color w:val="0000EE"/>
-            <w:u w:val="single"/>
-          </w:rPr>
-          <w:t>Ezr 5:17</w:t>
-        </w:r>
-      </w:hyperlink>
+      <w:r>
+        <w:rPr>
+          <w:lang w:val="en_US" w:bidi="en_US"/>
+        </w:rPr>
+        <w:t>Ezr 5:17</w:t>
+      </w:r>
       <w:r>
         <w:rPr>
           <w:lang w:val="en_US" w:bidi="en_US"/>
@@ -9468,18 +8460,12 @@
         </w:rPr>
         <w:t xml:space="preserve"> </w:t>
       </w:r>
-      <w:hyperlink r:id="rId124">
-        <w:r>
-          <w:rPr>
-            <w:lang w:val="en_US" w:bidi="en_US"/>
-          </w:rPr>
-          <w:rPr>
-            <w:color w:val="0000EE"/>
-            <w:u w:val="single"/>
-          </w:rPr>
-          <w:t>Dn 4:2</w:t>
-        </w:r>
-      </w:hyperlink>
+      <w:r>
+        <w:rPr>
+          <w:lang w:val="en_US" w:bidi="en_US"/>
+        </w:rPr>
+        <w:t>Dn 4:2</w:t>
+      </w:r>
       <w:r>
         <w:rPr>
           <w:lang w:val="en_US" w:bidi="en_US"/>
